--- a/documentation/PawMatch_AI.docx
+++ b/documentation/PawMatch_AI.docx
@@ -9,10 +9,7 @@
         <w:jc w:val="center"/>
       </w:pPr>
       <w:r>
-        <w:t>Intégration IA</w:t>
-      </w:r>
-      <w:r>
-        <w:t xml:space="preserve"> — </w:t>
+        <w:t xml:space="preserve">Intégration IA — </w:t>
       </w:r>
       <w:proofErr w:type="spellStart"/>
       <w:r>
@@ -69,10 +66,7 @@
       </w:r>
       <w:proofErr w:type="spellEnd"/>
       <w:r>
-        <w:t xml:space="preserve"> affiche des fiches d'animaux issues de plusieurs refuges</w:t>
-      </w:r>
-      <w:r>
-        <w:t xml:space="preserve">. Une première fonctionnalité IA, est une comparaison sémantique entre les animaux pour fournir des profiles similaires aux futurs adoptants. Une sorte de « recommandations ». </w:t>
+        <w:t xml:space="preserve"> affiche des fiches d'animaux issues de plusieurs refuges. Une première fonctionnalité IA, est une comparaison sémantique entre les animaux pour fournir des profiles similaires aux futurs adoptants. Une sorte de « recommandations ». </w:t>
       </w:r>
     </w:p>
     <w:p>
@@ -142,13 +136,7 @@
         <w:t>recherche sémantique</w:t>
       </w:r>
       <w:r>
-        <w:t xml:space="preserve"> résout ce problème en représentant chaque texte par un vecteur numérique</w:t>
-      </w:r>
-      <w:r>
-        <w:t xml:space="preserve"> : </w:t>
-      </w:r>
-      <w:r>
-        <w:t xml:space="preserve"> </w:t>
+        <w:t xml:space="preserve"> résout ce problème en représentant chaque texte par un vecteur numérique :  </w:t>
       </w:r>
       <w:proofErr w:type="spellStart"/>
       <w:r>
@@ -160,13 +148,7 @@
       </w:r>
       <w:proofErr w:type="spellEnd"/>
       <w:r>
-        <w:t xml:space="preserve"> </w:t>
-      </w:r>
-      <w:r>
-        <w:t>(dont on reparlera) qui</w:t>
-      </w:r>
-      <w:r>
-        <w:t xml:space="preserve"> encode le sens du texte dans un espace mathématique. Deux textes sémantiquement proches produisent des vecteurs proches dans cet espace, peu importe les mots utilisés.</w:t>
+        <w:t xml:space="preserve"> (dont on reparlera) qui encode le sens du texte dans un espace mathématique. Deux textes sémantiquement proches produisent des vecteurs proches dans cet espace, peu importe les mots utilisés.</w:t>
       </w:r>
     </w:p>
     <w:p>
@@ -2653,13 +2635,7 @@
         <w:spacing w:after="120"/>
       </w:pPr>
       <w:r>
-        <w:t>La requête est exécutée entièrement côté base de données</w:t>
-      </w:r>
-      <w:r>
-        <w:t xml:space="preserve"> donc </w:t>
-      </w:r>
-      <w:r>
-        <w:t>pas de chargement de tous les vecteurs en mémoire.</w:t>
+        <w:t>La requête est exécutée entièrement côté base de données donc pas de chargement de tous les vecteurs en mémoire.</w:t>
       </w:r>
     </w:p>
     <w:p>
@@ -2678,6 +2654,1911 @@
     <w:p/>
     <w:p/>
     <w:p/>
+    <w:p>
+      <w:pPr>
+        <w:pStyle w:val="Titre2"/>
+        <w:jc w:val="center"/>
+      </w:pPr>
+      <w:r>
+        <w:lastRenderedPageBreak/>
+        <w:t>2. LLM</w:t>
+      </w:r>
+    </w:p>
+    <w:p/>
+    <w:p>
+      <w:r>
+        <w:t xml:space="preserve">Un </w:t>
+      </w:r>
+      <w:proofErr w:type="spellStart"/>
+      <w:r>
+        <w:t>chatbot</w:t>
+      </w:r>
+      <w:proofErr w:type="spellEnd"/>
+      <w:r>
+        <w:t xml:space="preserve"> est implémenter via </w:t>
+      </w:r>
+      <w:proofErr w:type="spellStart"/>
+      <w:r>
+        <w:t>Bedrock</w:t>
+      </w:r>
+      <w:proofErr w:type="spellEnd"/>
+      <w:r>
+        <w:t xml:space="preserve"> (voir documentation concerné). </w:t>
+      </w:r>
+    </w:p>
+    <w:p>
+      <w:r>
+        <w:t xml:space="preserve">Mais une </w:t>
+      </w:r>
+      <w:proofErr w:type="spellStart"/>
+      <w:r>
+        <w:t>agenti</w:t>
+      </w:r>
+      <w:proofErr w:type="spellEnd"/>
+      <w:r>
+        <w:t xml:space="preserve"> en gros</w:t>
+      </w:r>
+    </w:p>
+    <w:p/>
+    <w:p/>
+    <w:p>
+      <w:pPr>
+        <w:pStyle w:val="Titre3"/>
+        <w:jc w:val="center"/>
+      </w:pPr>
+      <w:r>
+        <w:t xml:space="preserve">Architecture Agentique — </w:t>
+      </w:r>
+      <w:proofErr w:type="spellStart"/>
+      <w:r>
+        <w:t>PawBuddy</w:t>
+      </w:r>
+      <w:proofErr w:type="spellEnd"/>
+    </w:p>
+    <w:p>
+      <w:pPr>
+        <w:jc w:val="center"/>
+      </w:pPr>
+    </w:p>
+    <w:p>
+      <w:pPr>
+        <w:pStyle w:val="Titre4"/>
+      </w:pPr>
+      <w:r>
+        <w:t>Pourquoi l'approche agentique ?</w:t>
+      </w:r>
+      <w:r>
+        <w:t xml:space="preserve"> (</w:t>
+      </w:r>
+      <w:proofErr w:type="gramStart"/>
+      <w:r>
+        <w:t>pas</w:t>
+      </w:r>
+      <w:proofErr w:type="gramEnd"/>
+      <w:r>
+        <w:t xml:space="preserve"> </w:t>
+      </w:r>
+      <w:proofErr w:type="spellStart"/>
+      <w:r>
+        <w:t>bling-bling</w:t>
+      </w:r>
+      <w:proofErr w:type="spellEnd"/>
+      <w:r>
+        <w:t xml:space="preserve"> ici</w:t>
+      </w:r>
+      <w:r>
+        <w:t>)</w:t>
+      </w:r>
+    </w:p>
+    <w:p/>
+    <w:p>
+      <w:r>
+        <w:t>Le problème du système précédent</w:t>
+      </w:r>
+      <w:r>
+        <w:t xml:space="preserve"> : </w:t>
+      </w:r>
+    </w:p>
+    <w:p>
+      <w:proofErr w:type="gramStart"/>
+      <w:r>
+        <w:t>La v1</w:t>
+      </w:r>
+      <w:proofErr w:type="gramEnd"/>
+      <w:r>
+        <w:t xml:space="preserve"> du </w:t>
+      </w:r>
+      <w:proofErr w:type="spellStart"/>
+      <w:r>
+        <w:t>chatbot</w:t>
+      </w:r>
+      <w:proofErr w:type="spellEnd"/>
+      <w:r>
+        <w:t xml:space="preserve"> reposait sur un pipeline rigide :</w:t>
+      </w:r>
+    </w:p>
+    <w:p/>
+    <w:p>
+      <w:r>
+        <w:rPr>
+          <w:shd w:val="clear" w:color="auto" w:fill="D0CECE" w:themeFill="background2" w:themeFillShade="E6"/>
+        </w:rPr>
+        <w:t xml:space="preserve">Message → Classificateur </w:t>
+      </w:r>
+      <w:r>
+        <w:rPr>
+          <w:shd w:val="clear" w:color="auto" w:fill="D0CECE" w:themeFill="background2" w:themeFillShade="E6"/>
+        </w:rPr>
+        <w:t xml:space="preserve">d’intention </w:t>
+      </w:r>
+      <w:r>
+        <w:rPr>
+          <w:shd w:val="clear" w:color="auto" w:fill="D0CECE" w:themeFill="background2" w:themeFillShade="E6"/>
+        </w:rPr>
+        <w:t>→</w:t>
+      </w:r>
+      <w:r>
+        <w:rPr>
+          <w:shd w:val="clear" w:color="auto" w:fill="D0CECE" w:themeFill="background2" w:themeFillShade="E6"/>
+        </w:rPr>
+        <w:t>Contexte fixe → Réponse</w:t>
+      </w:r>
+    </w:p>
+    <w:p/>
+    <w:p>
+      <w:r>
+        <w:t xml:space="preserve">Le classificateur (un appel </w:t>
+      </w:r>
+      <w:proofErr w:type="spellStart"/>
+      <w:r>
+        <w:t>Bedrock</w:t>
+      </w:r>
+      <w:proofErr w:type="spellEnd"/>
+      <w:r>
+        <w:t xml:space="preserve"> </w:t>
+      </w:r>
+      <w:proofErr w:type="spellStart"/>
+      <w:r>
+        <w:t>max_tokens</w:t>
+      </w:r>
+      <w:proofErr w:type="spellEnd"/>
+      <w:r>
+        <w:t xml:space="preserve">=10) catégorisait chaque message en </w:t>
+      </w:r>
+      <w:proofErr w:type="spellStart"/>
+      <w:r>
+        <w:t>find_animal</w:t>
+      </w:r>
+      <w:proofErr w:type="spellEnd"/>
+      <w:r>
+        <w:t xml:space="preserve">, </w:t>
+      </w:r>
+      <w:proofErr w:type="spellStart"/>
+      <w:r>
+        <w:t>adoption_process</w:t>
+      </w:r>
+      <w:proofErr w:type="spellEnd"/>
+      <w:r>
+        <w:t xml:space="preserve">, </w:t>
+      </w:r>
+      <w:proofErr w:type="spellStart"/>
+      <w:r>
+        <w:t>care_advice</w:t>
+      </w:r>
+      <w:proofErr w:type="spellEnd"/>
+      <w:r>
+        <w:t xml:space="preserve"> ou </w:t>
+      </w:r>
+      <w:proofErr w:type="spellStart"/>
+      <w:r>
+        <w:t>general</w:t>
+      </w:r>
+      <w:proofErr w:type="spellEnd"/>
+      <w:r>
+        <w:t xml:space="preserve">. </w:t>
+      </w:r>
+      <w:r>
+        <w:br/>
+      </w:r>
+      <w:r>
+        <w:t xml:space="preserve">En cas d'échec → </w:t>
+      </w:r>
+      <w:proofErr w:type="spellStart"/>
+      <w:r>
+        <w:t>fallback</w:t>
+      </w:r>
+      <w:proofErr w:type="spellEnd"/>
+      <w:r>
+        <w:t xml:space="preserve"> keywords → toujours </w:t>
+      </w:r>
+      <w:proofErr w:type="spellStart"/>
+      <w:r>
+        <w:t>find_animal</w:t>
+      </w:r>
+      <w:proofErr w:type="spellEnd"/>
+      <w:r>
+        <w:t>.</w:t>
+      </w:r>
+    </w:p>
+    <w:p/>
+    <w:p>
+      <w:r>
+        <w:t>Limitations concrètes :</w:t>
+      </w:r>
+    </w:p>
+    <w:p>
+      <w:pPr>
+        <w:numPr>
+          <w:ilvl w:val="0"/>
+          <w:numId w:val="3"/>
+        </w:numPr>
+      </w:pPr>
+      <w:r>
+        <w:t>Une question comme </w:t>
+      </w:r>
+      <w:r>
+        <w:rPr>
+          <w:i/>
+          <w:iCs/>
+        </w:rPr>
+        <w:t>"Je cherche un chien calme, et comment ça se passe pour l'adoption ?"</w:t>
+      </w:r>
+      <w:r>
+        <w:t xml:space="preserve"> = un seul </w:t>
+      </w:r>
+      <w:proofErr w:type="spellStart"/>
+      <w:r>
+        <w:t>intent</w:t>
+      </w:r>
+      <w:proofErr w:type="spellEnd"/>
+      <w:r>
+        <w:t xml:space="preserve"> choisi, l'autre ignoré</w:t>
+      </w:r>
+    </w:p>
+    <w:p>
+      <w:pPr>
+        <w:numPr>
+          <w:ilvl w:val="0"/>
+          <w:numId w:val="3"/>
+        </w:numPr>
+      </w:pPr>
+      <w:r>
+        <w:t>La recherche d'animaux = SELECT ... LIMIT 5 sans lien avec ce que l'utilisateur décrit</w:t>
+      </w:r>
+    </w:p>
+    <w:p>
+      <w:pPr>
+        <w:numPr>
+          <w:ilvl w:val="0"/>
+          <w:numId w:val="3"/>
+        </w:numPr>
+      </w:pPr>
+      <w:r>
+        <w:t xml:space="preserve">Le RAG </w:t>
+      </w:r>
+      <w:proofErr w:type="spellStart"/>
+      <w:r>
+        <w:t>knowledge</w:t>
+      </w:r>
+      <w:proofErr w:type="spellEnd"/>
+      <w:r>
+        <w:t xml:space="preserve"> = retourner tous les </w:t>
+      </w:r>
+      <w:proofErr w:type="spellStart"/>
+      <w:r>
+        <w:t>chunks</w:t>
+      </w:r>
+      <w:proofErr w:type="spellEnd"/>
+      <w:r>
+        <w:t xml:space="preserve"> d'une catégorie, pas les plus pertinents</w:t>
+      </w:r>
+    </w:p>
+    <w:p>
+      <w:pPr>
+        <w:numPr>
+          <w:ilvl w:val="0"/>
+          <w:numId w:val="3"/>
+        </w:numPr>
+      </w:pPr>
+      <w:r>
+        <w:t>Intent erroné = réponse hors sujet sans possibilité de se corriger</w:t>
+      </w:r>
+    </w:p>
+    <w:p>
+      <w:pPr>
+        <w:numPr>
+          <w:ilvl w:val="0"/>
+          <w:numId w:val="3"/>
+        </w:numPr>
+      </w:pPr>
+    </w:p>
+    <w:p>
+      <w:r>
+        <w:t>La solution : Tool Use natif (</w:t>
+      </w:r>
+      <w:proofErr w:type="spellStart"/>
+      <w:r>
+        <w:t>Bedrock</w:t>
+      </w:r>
+      <w:proofErr w:type="spellEnd"/>
+      <w:r>
+        <w:t>)</w:t>
+      </w:r>
+    </w:p>
+    <w:p/>
+    <w:p>
+      <w:r>
+        <w:t xml:space="preserve">Au lieu de pré-classifier et pré-construire le contexte, on donne à Claude </w:t>
+      </w:r>
+      <w:r>
+        <w:t xml:space="preserve">4.5 Haiku </w:t>
+      </w:r>
+      <w:r>
+        <w:t>des outils et on le laisse décider quoi chercher, dans quel ordre, avec quels paramètres.</w:t>
+      </w:r>
+    </w:p>
+    <w:p>
+      <w:r>
+        <w:pict w14:anchorId="599CD793">
+          <v:rect id="_x0000_i1055" style="width:0;height:1.5pt" o:hralign="center" o:hrstd="t" o:hr="t" fillcolor="#a0a0a0" stroked="f"/>
+        </w:pict>
+      </w:r>
+    </w:p>
+    <w:p/>
+    <w:p>
+      <w:r>
+        <w:t>Les outils disponibles</w:t>
+      </w:r>
+    </w:p>
+    <w:p/>
+    <w:tbl>
+      <w:tblPr>
+        <w:tblW w:w="0" w:type="auto"/>
+        <w:tblBorders>
+          <w:top w:val="single" w:sz="6" w:space="0" w:color="2A2B2C"/>
+          <w:left w:val="single" w:sz="6" w:space="0" w:color="2A2B2C"/>
+          <w:bottom w:val="single" w:sz="6" w:space="0" w:color="2A2B2C"/>
+          <w:right w:val="single" w:sz="6" w:space="0" w:color="2A2B2C"/>
+        </w:tblBorders>
+        <w:shd w:val="clear" w:color="auto" w:fill="191A1B"/>
+        <w:tblCellMar>
+          <w:top w:w="15" w:type="dxa"/>
+          <w:left w:w="15" w:type="dxa"/>
+          <w:bottom w:w="15" w:type="dxa"/>
+          <w:right w:w="15" w:type="dxa"/>
+        </w:tblCellMar>
+        <w:tblLook w:val="04A0" w:firstRow="1" w:lastRow="0" w:firstColumn="1" w:lastColumn="0" w:noHBand="0" w:noVBand="1"/>
+      </w:tblPr>
+      <w:tblGrid>
+        <w:gridCol w:w="2446"/>
+        <w:gridCol w:w="2084"/>
+        <w:gridCol w:w="4480"/>
+      </w:tblGrid>
+      <w:tr>
+        <w:trPr>
+          <w:tblHeader/>
+        </w:trPr>
+        <w:tc>
+          <w:tcPr>
+            <w:tcW w:w="0" w:type="auto"/>
+            <w:tcBorders>
+              <w:top w:val="single" w:sz="6" w:space="0" w:color="2A2B2C"/>
+              <w:left w:val="single" w:sz="6" w:space="0" w:color="2A2B2C"/>
+              <w:bottom w:val="single" w:sz="6" w:space="0" w:color="2A2B2C"/>
+              <w:right w:val="single" w:sz="6" w:space="0" w:color="2A2B2C"/>
+            </w:tcBorders>
+            <w:shd w:val="clear" w:color="auto" w:fill="FFFFFF" w:themeFill="background1"/>
+            <w:tcMar>
+              <w:top w:w="30" w:type="dxa"/>
+              <w:left w:w="30" w:type="dxa"/>
+              <w:bottom w:w="30" w:type="dxa"/>
+              <w:right w:w="30" w:type="dxa"/>
+            </w:tcMar>
+            <w:vAlign w:val="center"/>
+            <w:hideMark/>
+          </w:tcPr>
+          <w:p>
+            <w:r>
+              <w:t>Outil</w:t>
+            </w:r>
+          </w:p>
+        </w:tc>
+        <w:tc>
+          <w:tcPr>
+            <w:tcW w:w="0" w:type="auto"/>
+            <w:tcBorders>
+              <w:top w:val="single" w:sz="6" w:space="0" w:color="2A2B2C"/>
+              <w:left w:val="single" w:sz="6" w:space="0" w:color="2A2B2C"/>
+              <w:bottom w:val="single" w:sz="6" w:space="0" w:color="2A2B2C"/>
+              <w:right w:val="single" w:sz="6" w:space="0" w:color="2A2B2C"/>
+            </w:tcBorders>
+            <w:shd w:val="clear" w:color="auto" w:fill="FFFFFF" w:themeFill="background1"/>
+            <w:tcMar>
+              <w:top w:w="30" w:type="dxa"/>
+              <w:left w:w="30" w:type="dxa"/>
+              <w:bottom w:w="30" w:type="dxa"/>
+              <w:right w:w="30" w:type="dxa"/>
+            </w:tcMar>
+            <w:vAlign w:val="center"/>
+            <w:hideMark/>
+          </w:tcPr>
+          <w:p>
+            <w:r>
+              <w:t>Type de recherche</w:t>
+            </w:r>
+          </w:p>
+        </w:tc>
+        <w:tc>
+          <w:tcPr>
+            <w:tcW w:w="0" w:type="auto"/>
+            <w:tcBorders>
+              <w:top w:val="single" w:sz="6" w:space="0" w:color="2A2B2C"/>
+              <w:left w:val="single" w:sz="6" w:space="0" w:color="2A2B2C"/>
+              <w:bottom w:val="single" w:sz="6" w:space="0" w:color="2A2B2C"/>
+              <w:right w:val="single" w:sz="6" w:space="0" w:color="2A2B2C"/>
+            </w:tcBorders>
+            <w:shd w:val="clear" w:color="auto" w:fill="FFFFFF" w:themeFill="background1"/>
+            <w:tcMar>
+              <w:top w:w="30" w:type="dxa"/>
+              <w:left w:w="30" w:type="dxa"/>
+              <w:bottom w:w="30" w:type="dxa"/>
+              <w:right w:w="30" w:type="dxa"/>
+            </w:tcMar>
+            <w:vAlign w:val="center"/>
+            <w:hideMark/>
+          </w:tcPr>
+          <w:p>
+            <w:r>
+              <w:t>Cas d'usage</w:t>
+            </w:r>
+          </w:p>
+        </w:tc>
+      </w:tr>
+      <w:tr>
+        <w:tc>
+          <w:tcPr>
+            <w:tcW w:w="0" w:type="auto"/>
+            <w:tcBorders>
+              <w:top w:val="single" w:sz="6" w:space="0" w:color="2A2B2C"/>
+              <w:left w:val="single" w:sz="6" w:space="0" w:color="2A2B2C"/>
+              <w:bottom w:val="single" w:sz="6" w:space="0" w:color="2A2B2C"/>
+              <w:right w:val="single" w:sz="6" w:space="0" w:color="2A2B2C"/>
+            </w:tcBorders>
+            <w:shd w:val="clear" w:color="auto" w:fill="FFFFFF" w:themeFill="background1"/>
+            <w:tcMar>
+              <w:top w:w="30" w:type="dxa"/>
+              <w:left w:w="30" w:type="dxa"/>
+              <w:bottom w:w="30" w:type="dxa"/>
+              <w:right w:w="30" w:type="dxa"/>
+            </w:tcMar>
+            <w:vAlign w:val="center"/>
+            <w:hideMark/>
+          </w:tcPr>
+          <w:p>
+            <w:proofErr w:type="spellStart"/>
+            <w:proofErr w:type="gramStart"/>
+            <w:r>
+              <w:t>search</w:t>
+            </w:r>
+            <w:proofErr w:type="gramEnd"/>
+            <w:r>
+              <w:t>_animals</w:t>
+            </w:r>
+            <w:proofErr w:type="spellEnd"/>
+          </w:p>
+        </w:tc>
+        <w:tc>
+          <w:tcPr>
+            <w:tcW w:w="0" w:type="auto"/>
+            <w:tcBorders>
+              <w:top w:val="single" w:sz="6" w:space="0" w:color="2A2B2C"/>
+              <w:left w:val="single" w:sz="6" w:space="0" w:color="2A2B2C"/>
+              <w:bottom w:val="single" w:sz="6" w:space="0" w:color="2A2B2C"/>
+              <w:right w:val="single" w:sz="6" w:space="0" w:color="2A2B2C"/>
+            </w:tcBorders>
+            <w:shd w:val="clear" w:color="auto" w:fill="FFFFFF" w:themeFill="background1"/>
+            <w:tcMar>
+              <w:top w:w="30" w:type="dxa"/>
+              <w:left w:w="30" w:type="dxa"/>
+              <w:bottom w:w="30" w:type="dxa"/>
+              <w:right w:w="30" w:type="dxa"/>
+            </w:tcMar>
+            <w:vAlign w:val="center"/>
+            <w:hideMark/>
+          </w:tcPr>
+          <w:p>
+            <w:proofErr w:type="spellStart"/>
+            <w:proofErr w:type="gramStart"/>
+            <w:r>
+              <w:t>pgvector</w:t>
+            </w:r>
+            <w:proofErr w:type="spellEnd"/>
+            <w:proofErr w:type="gramEnd"/>
+            <w:r>
+              <w:t xml:space="preserve"> </w:t>
+            </w:r>
+            <w:proofErr w:type="spellStart"/>
+            <w:r>
+              <w:t>cosine</w:t>
+            </w:r>
+            <w:proofErr w:type="spellEnd"/>
+            <w:r>
+              <w:t xml:space="preserve"> distance</w:t>
+            </w:r>
+          </w:p>
+        </w:tc>
+        <w:tc>
+          <w:tcPr>
+            <w:tcW w:w="0" w:type="auto"/>
+            <w:tcBorders>
+              <w:top w:val="single" w:sz="6" w:space="0" w:color="2A2B2C"/>
+              <w:left w:val="single" w:sz="6" w:space="0" w:color="2A2B2C"/>
+              <w:bottom w:val="single" w:sz="6" w:space="0" w:color="2A2B2C"/>
+              <w:right w:val="single" w:sz="6" w:space="0" w:color="2A2B2C"/>
+            </w:tcBorders>
+            <w:shd w:val="clear" w:color="auto" w:fill="FFFFFF" w:themeFill="background1"/>
+            <w:tcMar>
+              <w:top w:w="30" w:type="dxa"/>
+              <w:left w:w="30" w:type="dxa"/>
+              <w:bottom w:w="30" w:type="dxa"/>
+              <w:right w:w="30" w:type="dxa"/>
+            </w:tcMar>
+            <w:vAlign w:val="center"/>
+            <w:hideMark/>
+          </w:tcPr>
+          <w:p>
+            <w:r>
+              <w:t>"un chien calme pour appart", "animal compatible enfants"</w:t>
+            </w:r>
+          </w:p>
+        </w:tc>
+      </w:tr>
+      <w:tr>
+        <w:tc>
+          <w:tcPr>
+            <w:tcW w:w="0" w:type="auto"/>
+            <w:tcBorders>
+              <w:top w:val="single" w:sz="6" w:space="0" w:color="2A2B2C"/>
+              <w:left w:val="single" w:sz="6" w:space="0" w:color="2A2B2C"/>
+              <w:bottom w:val="single" w:sz="6" w:space="0" w:color="2A2B2C"/>
+              <w:right w:val="single" w:sz="6" w:space="0" w:color="2A2B2C"/>
+            </w:tcBorders>
+            <w:shd w:val="clear" w:color="auto" w:fill="FFFFFF" w:themeFill="background1"/>
+            <w:tcMar>
+              <w:top w:w="30" w:type="dxa"/>
+              <w:left w:w="30" w:type="dxa"/>
+              <w:bottom w:w="30" w:type="dxa"/>
+              <w:right w:w="30" w:type="dxa"/>
+            </w:tcMar>
+            <w:vAlign w:val="center"/>
+            <w:hideMark/>
+          </w:tcPr>
+          <w:p>
+            <w:proofErr w:type="spellStart"/>
+            <w:proofErr w:type="gramStart"/>
+            <w:r>
+              <w:t>search</w:t>
+            </w:r>
+            <w:proofErr w:type="gramEnd"/>
+            <w:r>
+              <w:t>_knowledge</w:t>
+            </w:r>
+            <w:proofErr w:type="spellEnd"/>
+          </w:p>
+        </w:tc>
+        <w:tc>
+          <w:tcPr>
+            <w:tcW w:w="0" w:type="auto"/>
+            <w:tcBorders>
+              <w:top w:val="single" w:sz="6" w:space="0" w:color="2A2B2C"/>
+              <w:left w:val="single" w:sz="6" w:space="0" w:color="2A2B2C"/>
+              <w:bottom w:val="single" w:sz="6" w:space="0" w:color="2A2B2C"/>
+              <w:right w:val="single" w:sz="6" w:space="0" w:color="2A2B2C"/>
+            </w:tcBorders>
+            <w:shd w:val="clear" w:color="auto" w:fill="FFFFFF" w:themeFill="background1"/>
+            <w:tcMar>
+              <w:top w:w="30" w:type="dxa"/>
+              <w:left w:w="30" w:type="dxa"/>
+              <w:bottom w:w="30" w:type="dxa"/>
+              <w:right w:w="30" w:type="dxa"/>
+            </w:tcMar>
+            <w:vAlign w:val="center"/>
+            <w:hideMark/>
+          </w:tcPr>
+          <w:p>
+            <w:proofErr w:type="spellStart"/>
+            <w:proofErr w:type="gramStart"/>
+            <w:r>
+              <w:t>pgvector</w:t>
+            </w:r>
+            <w:proofErr w:type="spellEnd"/>
+            <w:proofErr w:type="gramEnd"/>
+            <w:r>
+              <w:t xml:space="preserve"> </w:t>
+            </w:r>
+            <w:proofErr w:type="spellStart"/>
+            <w:r>
+              <w:t>cosine</w:t>
+            </w:r>
+            <w:proofErr w:type="spellEnd"/>
+            <w:r>
+              <w:t xml:space="preserve"> distance</w:t>
+            </w:r>
+          </w:p>
+        </w:tc>
+        <w:tc>
+          <w:tcPr>
+            <w:tcW w:w="0" w:type="auto"/>
+            <w:tcBorders>
+              <w:top w:val="single" w:sz="6" w:space="0" w:color="2A2B2C"/>
+              <w:left w:val="single" w:sz="6" w:space="0" w:color="2A2B2C"/>
+              <w:bottom w:val="single" w:sz="6" w:space="0" w:color="2A2B2C"/>
+              <w:right w:val="single" w:sz="6" w:space="0" w:color="2A2B2C"/>
+            </w:tcBorders>
+            <w:shd w:val="clear" w:color="auto" w:fill="FFFFFF" w:themeFill="background1"/>
+            <w:tcMar>
+              <w:top w:w="30" w:type="dxa"/>
+              <w:left w:w="30" w:type="dxa"/>
+              <w:bottom w:w="30" w:type="dxa"/>
+              <w:right w:w="30" w:type="dxa"/>
+            </w:tcMar>
+            <w:vAlign w:val="center"/>
+            <w:hideMark/>
+          </w:tcPr>
+          <w:p>
+            <w:r>
+              <w:t>"comment adopter", "frais d'adoption", "soins pour lapin"</w:t>
+            </w:r>
+          </w:p>
+        </w:tc>
+      </w:tr>
+      <w:tr>
+        <w:tc>
+          <w:tcPr>
+            <w:tcW w:w="0" w:type="auto"/>
+            <w:tcBorders>
+              <w:top w:val="single" w:sz="6" w:space="0" w:color="2A2B2C"/>
+              <w:left w:val="single" w:sz="6" w:space="0" w:color="2A2B2C"/>
+              <w:bottom w:val="single" w:sz="6" w:space="0" w:color="2A2B2C"/>
+              <w:right w:val="single" w:sz="6" w:space="0" w:color="2A2B2C"/>
+            </w:tcBorders>
+            <w:shd w:val="clear" w:color="auto" w:fill="FFFFFF" w:themeFill="background1"/>
+            <w:tcMar>
+              <w:top w:w="30" w:type="dxa"/>
+              <w:left w:w="30" w:type="dxa"/>
+              <w:bottom w:w="30" w:type="dxa"/>
+              <w:right w:w="30" w:type="dxa"/>
+            </w:tcMar>
+            <w:vAlign w:val="center"/>
+            <w:hideMark/>
+          </w:tcPr>
+          <w:p>
+            <w:proofErr w:type="spellStart"/>
+            <w:proofErr w:type="gramStart"/>
+            <w:r>
+              <w:t>search</w:t>
+            </w:r>
+            <w:proofErr w:type="gramEnd"/>
+            <w:r>
+              <w:t>_animal_by_name</w:t>
+            </w:r>
+            <w:proofErr w:type="spellEnd"/>
+          </w:p>
+        </w:tc>
+        <w:tc>
+          <w:tcPr>
+            <w:tcW w:w="0" w:type="auto"/>
+            <w:tcBorders>
+              <w:top w:val="single" w:sz="6" w:space="0" w:color="2A2B2C"/>
+              <w:left w:val="single" w:sz="6" w:space="0" w:color="2A2B2C"/>
+              <w:bottom w:val="single" w:sz="6" w:space="0" w:color="2A2B2C"/>
+              <w:right w:val="single" w:sz="6" w:space="0" w:color="2A2B2C"/>
+            </w:tcBorders>
+            <w:shd w:val="clear" w:color="auto" w:fill="FFFFFF" w:themeFill="background1"/>
+            <w:tcMar>
+              <w:top w:w="30" w:type="dxa"/>
+              <w:left w:w="30" w:type="dxa"/>
+              <w:bottom w:w="30" w:type="dxa"/>
+              <w:right w:w="30" w:type="dxa"/>
+            </w:tcMar>
+            <w:vAlign w:val="center"/>
+            <w:hideMark/>
+          </w:tcPr>
+          <w:p>
+            <w:r>
+              <w:t>SQL ILIKE</w:t>
+            </w:r>
+          </w:p>
+        </w:tc>
+        <w:tc>
+          <w:tcPr>
+            <w:tcW w:w="0" w:type="auto"/>
+            <w:tcBorders>
+              <w:top w:val="single" w:sz="6" w:space="0" w:color="2A2B2C"/>
+              <w:left w:val="single" w:sz="6" w:space="0" w:color="2A2B2C"/>
+              <w:bottom w:val="single" w:sz="6" w:space="0" w:color="2A2B2C"/>
+              <w:right w:val="single" w:sz="6" w:space="0" w:color="2A2B2C"/>
+            </w:tcBorders>
+            <w:shd w:val="clear" w:color="auto" w:fill="FFFFFF" w:themeFill="background1"/>
+            <w:tcMar>
+              <w:top w:w="30" w:type="dxa"/>
+              <w:left w:w="30" w:type="dxa"/>
+              <w:bottom w:w="30" w:type="dxa"/>
+              <w:right w:w="30" w:type="dxa"/>
+            </w:tcMar>
+            <w:vAlign w:val="center"/>
+            <w:hideMark/>
+          </w:tcPr>
+          <w:p>
+            <w:r>
+              <w:t>"parle-moi de Luna", "c'est quoi l'histoire de Rex"</w:t>
+            </w:r>
+          </w:p>
+        </w:tc>
+      </w:tr>
+      <w:tr>
+        <w:tc>
+          <w:tcPr>
+            <w:tcW w:w="0" w:type="auto"/>
+            <w:tcBorders>
+              <w:top w:val="single" w:sz="6" w:space="0" w:color="2A2B2C"/>
+              <w:left w:val="single" w:sz="6" w:space="0" w:color="2A2B2C"/>
+              <w:bottom w:val="single" w:sz="6" w:space="0" w:color="2A2B2C"/>
+              <w:right w:val="single" w:sz="6" w:space="0" w:color="2A2B2C"/>
+            </w:tcBorders>
+            <w:shd w:val="clear" w:color="auto" w:fill="FFFFFF" w:themeFill="background1"/>
+            <w:tcMar>
+              <w:top w:w="30" w:type="dxa"/>
+              <w:left w:w="30" w:type="dxa"/>
+              <w:bottom w:w="30" w:type="dxa"/>
+              <w:right w:w="30" w:type="dxa"/>
+            </w:tcMar>
+            <w:vAlign w:val="center"/>
+            <w:hideMark/>
+          </w:tcPr>
+          <w:p>
+            <w:proofErr w:type="spellStart"/>
+            <w:proofErr w:type="gramStart"/>
+            <w:r>
+              <w:t>get</w:t>
+            </w:r>
+            <w:proofErr w:type="gramEnd"/>
+            <w:r>
+              <w:t>_animal</w:t>
+            </w:r>
+            <w:proofErr w:type="spellEnd"/>
+          </w:p>
+        </w:tc>
+        <w:tc>
+          <w:tcPr>
+            <w:tcW w:w="0" w:type="auto"/>
+            <w:tcBorders>
+              <w:top w:val="single" w:sz="6" w:space="0" w:color="2A2B2C"/>
+              <w:left w:val="single" w:sz="6" w:space="0" w:color="2A2B2C"/>
+              <w:bottom w:val="single" w:sz="6" w:space="0" w:color="2A2B2C"/>
+              <w:right w:val="single" w:sz="6" w:space="0" w:color="2A2B2C"/>
+            </w:tcBorders>
+            <w:shd w:val="clear" w:color="auto" w:fill="FFFFFF" w:themeFill="background1"/>
+            <w:tcMar>
+              <w:top w:w="30" w:type="dxa"/>
+              <w:left w:w="30" w:type="dxa"/>
+              <w:bottom w:w="30" w:type="dxa"/>
+              <w:right w:w="30" w:type="dxa"/>
+            </w:tcMar>
+            <w:vAlign w:val="center"/>
+            <w:hideMark/>
+          </w:tcPr>
+          <w:p>
+            <w:r>
+              <w:t>SQL par UUID</w:t>
+            </w:r>
+          </w:p>
+        </w:tc>
+        <w:tc>
+          <w:tcPr>
+            <w:tcW w:w="0" w:type="auto"/>
+            <w:tcBorders>
+              <w:top w:val="single" w:sz="6" w:space="0" w:color="2A2B2C"/>
+              <w:left w:val="single" w:sz="6" w:space="0" w:color="2A2B2C"/>
+              <w:bottom w:val="single" w:sz="6" w:space="0" w:color="2A2B2C"/>
+              <w:right w:val="single" w:sz="6" w:space="0" w:color="2A2B2C"/>
+            </w:tcBorders>
+            <w:shd w:val="clear" w:color="auto" w:fill="FFFFFF" w:themeFill="background1"/>
+            <w:tcMar>
+              <w:top w:w="30" w:type="dxa"/>
+              <w:left w:w="30" w:type="dxa"/>
+              <w:bottom w:w="30" w:type="dxa"/>
+              <w:right w:w="30" w:type="dxa"/>
+            </w:tcMar>
+            <w:vAlign w:val="center"/>
+            <w:hideMark/>
+          </w:tcPr>
+          <w:p>
+            <w:proofErr w:type="gramStart"/>
+            <w:r>
+              <w:t>accès</w:t>
+            </w:r>
+            <w:proofErr w:type="gramEnd"/>
+            <w:r>
+              <w:t xml:space="preserve"> direct depuis une fiche animal</w:t>
+            </w:r>
+          </w:p>
+        </w:tc>
+      </w:tr>
+    </w:tbl>
+    <w:p/>
+    <w:p/>
+    <w:p>
+      <w:r>
+        <w:lastRenderedPageBreak/>
+        <w:t xml:space="preserve">Pourquoi </w:t>
+      </w:r>
+      <w:proofErr w:type="spellStart"/>
+      <w:r>
+        <w:t>pgvector</w:t>
+      </w:r>
+      <w:proofErr w:type="spellEnd"/>
+      <w:r>
+        <w:t xml:space="preserve"> pour </w:t>
+      </w:r>
+      <w:proofErr w:type="spellStart"/>
+      <w:r>
+        <w:t>search_animals</w:t>
+      </w:r>
+      <w:proofErr w:type="spellEnd"/>
+      <w:r>
+        <w:t xml:space="preserve"> et </w:t>
+      </w:r>
+      <w:proofErr w:type="spellStart"/>
+      <w:r>
+        <w:t>search_knowledge</w:t>
+      </w:r>
+      <w:proofErr w:type="spellEnd"/>
+      <w:r>
+        <w:t xml:space="preserve"> ? </w:t>
+      </w:r>
+    </w:p>
+    <w:p/>
+    <w:p>
+      <w:r>
+        <w:t xml:space="preserve">Les </w:t>
+      </w:r>
+      <w:proofErr w:type="spellStart"/>
+      <w:r>
+        <w:t>embeddings</w:t>
+      </w:r>
+      <w:proofErr w:type="spellEnd"/>
+      <w:r>
+        <w:t xml:space="preserve"> (384 dimensions, modèle paraphrase-multilingual-MiniLM-L12-v2) permettent une recherche sémantique : </w:t>
+      </w:r>
+      <w:r>
+        <w:rPr>
+          <w:i/>
+          <w:iCs/>
+        </w:rPr>
+        <w:t>"animal pour personne âgée vivant seule"</w:t>
+      </w:r>
+      <w:r>
+        <w:t xml:space="preserve"> retourne des animaux calmes et affectueux, même si aucune fiche ne contient ces mots exacts.</w:t>
+      </w:r>
+      <w:r>
+        <w:br/>
+      </w:r>
+    </w:p>
+    <w:p>
+      <w:r>
+        <w:t xml:space="preserve">Pourquoi SQL ILIKE pour </w:t>
+      </w:r>
+      <w:proofErr w:type="spellStart"/>
+      <w:r>
+        <w:t>search_animal_by_name</w:t>
+      </w:r>
+      <w:proofErr w:type="spellEnd"/>
+      <w:r>
+        <w:t xml:space="preserve"> ? </w:t>
+      </w:r>
+      <w:r>
+        <w:br/>
+      </w:r>
+      <w:r>
+        <w:t>Les noms propres n'ont aucune signification sémantique. "Luna" encodé en vecteur ne ressemble à rien d'utile. Une recherche textuelle exacte est ici plus pertinente.</w:t>
+      </w:r>
+    </w:p>
+    <w:p/>
+    <w:p>
+      <w:r>
+        <w:pict w14:anchorId="7106FB44">
+          <v:rect id="_x0000_i1056" style="width:0;height:1.5pt" o:hralign="center" o:hrstd="t" o:hr="t" fillcolor="#a0a0a0" stroked="f"/>
+        </w:pict>
+      </w:r>
+    </w:p>
+    <w:p/>
+    <w:p>
+      <w:r>
+        <w:t>Le flow agentique</w:t>
+      </w:r>
+    </w:p>
+    <w:p/>
+    <w:p>
+      <w:r>
+        <w:t>SCHEMA</w:t>
+      </w:r>
+    </w:p>
+    <w:p/>
+    <w:p>
+      <w:r>
+        <w:pict w14:anchorId="33E249E1">
+          <v:rect id="_x0000_i1057" style="width:0;height:1.5pt" o:hralign="center" o:hrstd="t" o:hr="t" fillcolor="#a0a0a0" stroked="f"/>
+        </w:pict>
+      </w:r>
+    </w:p>
+    <w:p/>
+    <w:p>
+      <w:r>
+        <w:t xml:space="preserve">Pourquoi 2 appels </w:t>
+      </w:r>
+      <w:proofErr w:type="spellStart"/>
+      <w:r>
+        <w:t>Bedrock</w:t>
+      </w:r>
+      <w:proofErr w:type="spellEnd"/>
+      <w:r>
+        <w:t xml:space="preserve"> ?</w:t>
+      </w:r>
+    </w:p>
+    <w:p/>
+    <w:p>
+      <w:r>
+        <w:t xml:space="preserve">Le streaming et le </w:t>
+      </w:r>
+      <w:proofErr w:type="spellStart"/>
+      <w:r>
+        <w:t>tool</w:t>
+      </w:r>
+      <w:proofErr w:type="spellEnd"/>
+      <w:r>
+        <w:t xml:space="preserve"> use sont incompatibles en un seul appel dans ce pattern :</w:t>
+      </w:r>
+    </w:p>
+    <w:p>
+      <w:pPr>
+        <w:numPr>
+          <w:ilvl w:val="0"/>
+          <w:numId w:val="4"/>
+        </w:numPr>
+      </w:pPr>
+      <w:r>
+        <w:t>Appel 1 non-streaming : laisse Claude analyser le message et décider quels outils appeler avec quels paramètres. On a besoin de la réponse complète pour extraire les blocs </w:t>
+      </w:r>
+      <w:proofErr w:type="spellStart"/>
+      <w:r>
+        <w:t>tool_use</w:t>
+      </w:r>
+      <w:proofErr w:type="spellEnd"/>
+      <w:r>
+        <w:t>.</w:t>
+      </w:r>
+    </w:p>
+    <w:p>
+      <w:pPr>
+        <w:numPr>
+          <w:ilvl w:val="0"/>
+          <w:numId w:val="4"/>
+        </w:numPr>
+      </w:pPr>
+      <w:r>
+        <w:t xml:space="preserve">Appel 2 streaming : une fois les outils exécutés et les résultats injectés, on </w:t>
+      </w:r>
+      <w:proofErr w:type="spellStart"/>
+      <w:r>
+        <w:t>stream</w:t>
+      </w:r>
+      <w:proofErr w:type="spellEnd"/>
+      <w:r>
+        <w:t xml:space="preserve"> la réponse finale </w:t>
+      </w:r>
+      <w:proofErr w:type="spellStart"/>
+      <w:r>
+        <w:t>token</w:t>
+      </w:r>
+      <w:proofErr w:type="spellEnd"/>
+      <w:r>
+        <w:t xml:space="preserve"> par </w:t>
+      </w:r>
+      <w:proofErr w:type="spellStart"/>
+      <w:r>
+        <w:t>token</w:t>
+      </w:r>
+      <w:proofErr w:type="spellEnd"/>
+      <w:r>
+        <w:t xml:space="preserve"> pour l'UX.</w:t>
+      </w:r>
+    </w:p>
+    <w:p>
+      <w:pPr>
+        <w:numPr>
+          <w:ilvl w:val="0"/>
+          <w:numId w:val="4"/>
+        </w:numPr>
+      </w:pPr>
+    </w:p>
+    <w:p>
+      <w:r>
+        <w:t xml:space="preserve">La latence avant le premier </w:t>
+      </w:r>
+      <w:proofErr w:type="spellStart"/>
+      <w:r>
+        <w:t>token</w:t>
+      </w:r>
+      <w:proofErr w:type="spellEnd"/>
+      <w:r>
+        <w:t xml:space="preserve"> est donc ~500ms (appel 1) + ~100ms (exécution SQL/</w:t>
+      </w:r>
+      <w:proofErr w:type="spellStart"/>
+      <w:r>
+        <w:t>pgvector</w:t>
+      </w:r>
+      <w:proofErr w:type="spellEnd"/>
+      <w:r>
+        <w:t>) = ~600ms. Acceptable.</w:t>
+      </w:r>
+    </w:p>
+    <w:p/>
+    <w:p>
+      <w:r>
+        <w:pict w14:anchorId="0B38FF0E">
+          <v:rect id="_x0000_i1058" style="width:0;height:1.5pt" o:hralign="center" o:hrstd="t" o:hr="t" fillcolor="#a0a0a0" stroked="f"/>
+        </w:pict>
+      </w:r>
+    </w:p>
+    <w:p/>
+    <w:p>
+      <w:r>
+        <w:t>Comparaison v1 → v2</w:t>
+      </w:r>
+    </w:p>
+    <w:p/>
+    <w:tbl>
+      <w:tblPr>
+        <w:tblW w:w="0" w:type="auto"/>
+        <w:tblBorders>
+          <w:top w:val="single" w:sz="6" w:space="0" w:color="2A2B2C"/>
+          <w:left w:val="single" w:sz="6" w:space="0" w:color="2A2B2C"/>
+          <w:bottom w:val="single" w:sz="6" w:space="0" w:color="2A2B2C"/>
+          <w:right w:val="single" w:sz="6" w:space="0" w:color="2A2B2C"/>
+        </w:tblBorders>
+        <w:shd w:val="clear" w:color="auto" w:fill="191A1B"/>
+        <w:tblCellMar>
+          <w:top w:w="15" w:type="dxa"/>
+          <w:left w:w="15" w:type="dxa"/>
+          <w:bottom w:w="15" w:type="dxa"/>
+          <w:right w:w="15" w:type="dxa"/>
+        </w:tblCellMar>
+        <w:tblLook w:val="04A0" w:firstRow="1" w:lastRow="0" w:firstColumn="1" w:lastColumn="0" w:noHBand="0" w:noVBand="1"/>
+      </w:tblPr>
+      <w:tblGrid>
+        <w:gridCol w:w="2157"/>
+        <w:gridCol w:w="3028"/>
+        <w:gridCol w:w="3825"/>
+      </w:tblGrid>
+      <w:tr>
+        <w:trPr>
+          <w:tblHeader/>
+        </w:trPr>
+        <w:tc>
+          <w:tcPr>
+            <w:tcW w:w="0" w:type="auto"/>
+            <w:tcBorders>
+              <w:top w:val="single" w:sz="6" w:space="0" w:color="2A2B2C"/>
+              <w:left w:val="single" w:sz="6" w:space="0" w:color="2A2B2C"/>
+              <w:bottom w:val="single" w:sz="6" w:space="0" w:color="2A2B2C"/>
+              <w:right w:val="single" w:sz="6" w:space="0" w:color="2A2B2C"/>
+            </w:tcBorders>
+            <w:shd w:val="clear" w:color="auto" w:fill="FFFFFF" w:themeFill="background1"/>
+            <w:tcMar>
+              <w:top w:w="30" w:type="dxa"/>
+              <w:left w:w="30" w:type="dxa"/>
+              <w:bottom w:w="30" w:type="dxa"/>
+              <w:right w:w="30" w:type="dxa"/>
+            </w:tcMar>
+            <w:vAlign w:val="center"/>
+            <w:hideMark/>
+          </w:tcPr>
+          <w:p/>
+        </w:tc>
+        <w:tc>
+          <w:tcPr>
+            <w:tcW w:w="0" w:type="auto"/>
+            <w:tcBorders>
+              <w:top w:val="single" w:sz="6" w:space="0" w:color="2A2B2C"/>
+              <w:left w:val="single" w:sz="6" w:space="0" w:color="2A2B2C"/>
+              <w:bottom w:val="single" w:sz="6" w:space="0" w:color="2A2B2C"/>
+              <w:right w:val="single" w:sz="6" w:space="0" w:color="2A2B2C"/>
+            </w:tcBorders>
+            <w:shd w:val="clear" w:color="auto" w:fill="FFFFFF" w:themeFill="background1"/>
+            <w:tcMar>
+              <w:top w:w="30" w:type="dxa"/>
+              <w:left w:w="30" w:type="dxa"/>
+              <w:bottom w:w="30" w:type="dxa"/>
+              <w:right w:w="30" w:type="dxa"/>
+            </w:tcMar>
+            <w:vAlign w:val="center"/>
+            <w:hideMark/>
+          </w:tcPr>
+          <w:p>
+            <w:proofErr w:type="gramStart"/>
+            <w:r>
+              <w:t>v</w:t>
+            </w:r>
+            <w:proofErr w:type="gramEnd"/>
+            <w:r>
+              <w:t>1 (pipeline fixe)</w:t>
+            </w:r>
+          </w:p>
+        </w:tc>
+        <w:tc>
+          <w:tcPr>
+            <w:tcW w:w="0" w:type="auto"/>
+            <w:tcBorders>
+              <w:top w:val="single" w:sz="6" w:space="0" w:color="2A2B2C"/>
+              <w:left w:val="single" w:sz="6" w:space="0" w:color="2A2B2C"/>
+              <w:bottom w:val="single" w:sz="6" w:space="0" w:color="2A2B2C"/>
+              <w:right w:val="single" w:sz="6" w:space="0" w:color="2A2B2C"/>
+            </w:tcBorders>
+            <w:shd w:val="clear" w:color="auto" w:fill="FFFFFF" w:themeFill="background1"/>
+            <w:tcMar>
+              <w:top w:w="30" w:type="dxa"/>
+              <w:left w:w="30" w:type="dxa"/>
+              <w:bottom w:w="30" w:type="dxa"/>
+              <w:right w:w="30" w:type="dxa"/>
+            </w:tcMar>
+            <w:vAlign w:val="center"/>
+            <w:hideMark/>
+          </w:tcPr>
+          <w:p>
+            <w:proofErr w:type="gramStart"/>
+            <w:r>
+              <w:t>v</w:t>
+            </w:r>
+            <w:proofErr w:type="gramEnd"/>
+            <w:r>
+              <w:t>2 (agentique)</w:t>
+            </w:r>
+          </w:p>
+        </w:tc>
+      </w:tr>
+      <w:tr>
+        <w:tc>
+          <w:tcPr>
+            <w:tcW w:w="0" w:type="auto"/>
+            <w:tcBorders>
+              <w:top w:val="single" w:sz="6" w:space="0" w:color="2A2B2C"/>
+              <w:left w:val="single" w:sz="6" w:space="0" w:color="2A2B2C"/>
+              <w:bottom w:val="single" w:sz="6" w:space="0" w:color="2A2B2C"/>
+              <w:right w:val="single" w:sz="6" w:space="0" w:color="2A2B2C"/>
+            </w:tcBorders>
+            <w:shd w:val="clear" w:color="auto" w:fill="FFFFFF" w:themeFill="background1"/>
+            <w:tcMar>
+              <w:top w:w="30" w:type="dxa"/>
+              <w:left w:w="30" w:type="dxa"/>
+              <w:bottom w:w="30" w:type="dxa"/>
+              <w:right w:w="30" w:type="dxa"/>
+            </w:tcMar>
+            <w:vAlign w:val="center"/>
+            <w:hideMark/>
+          </w:tcPr>
+          <w:p>
+            <w:proofErr w:type="spellStart"/>
+            <w:r>
+              <w:t>Routing</w:t>
+            </w:r>
+            <w:proofErr w:type="spellEnd"/>
+          </w:p>
+        </w:tc>
+        <w:tc>
+          <w:tcPr>
+            <w:tcW w:w="0" w:type="auto"/>
+            <w:tcBorders>
+              <w:top w:val="single" w:sz="6" w:space="0" w:color="2A2B2C"/>
+              <w:left w:val="single" w:sz="6" w:space="0" w:color="2A2B2C"/>
+              <w:bottom w:val="single" w:sz="6" w:space="0" w:color="2A2B2C"/>
+              <w:right w:val="single" w:sz="6" w:space="0" w:color="2A2B2C"/>
+            </w:tcBorders>
+            <w:shd w:val="clear" w:color="auto" w:fill="FFFFFF" w:themeFill="background1"/>
+            <w:tcMar>
+              <w:top w:w="30" w:type="dxa"/>
+              <w:left w:w="30" w:type="dxa"/>
+              <w:bottom w:w="30" w:type="dxa"/>
+              <w:right w:w="30" w:type="dxa"/>
+            </w:tcMar>
+            <w:vAlign w:val="center"/>
+            <w:hideMark/>
+          </w:tcPr>
+          <w:p>
+            <w:r>
+              <w:t xml:space="preserve">Classificateur </w:t>
+            </w:r>
+            <w:proofErr w:type="spellStart"/>
+            <w:r>
+              <w:t>Bedrock</w:t>
+            </w:r>
+            <w:proofErr w:type="spellEnd"/>
+            <w:r>
+              <w:t xml:space="preserve"> fragile</w:t>
+            </w:r>
+          </w:p>
+        </w:tc>
+        <w:tc>
+          <w:tcPr>
+            <w:tcW w:w="0" w:type="auto"/>
+            <w:tcBorders>
+              <w:top w:val="single" w:sz="6" w:space="0" w:color="2A2B2C"/>
+              <w:left w:val="single" w:sz="6" w:space="0" w:color="2A2B2C"/>
+              <w:bottom w:val="single" w:sz="6" w:space="0" w:color="2A2B2C"/>
+              <w:right w:val="single" w:sz="6" w:space="0" w:color="2A2B2C"/>
+            </w:tcBorders>
+            <w:shd w:val="clear" w:color="auto" w:fill="FFFFFF" w:themeFill="background1"/>
+            <w:tcMar>
+              <w:top w:w="30" w:type="dxa"/>
+              <w:left w:w="30" w:type="dxa"/>
+              <w:bottom w:w="30" w:type="dxa"/>
+              <w:right w:w="30" w:type="dxa"/>
+            </w:tcMar>
+            <w:vAlign w:val="center"/>
+            <w:hideMark/>
+          </w:tcPr>
+          <w:p>
+            <w:r>
+              <w:t>Claude décide lui-même</w:t>
+            </w:r>
+          </w:p>
+        </w:tc>
+      </w:tr>
+      <w:tr>
+        <w:tc>
+          <w:tcPr>
+            <w:tcW w:w="0" w:type="auto"/>
+            <w:tcBorders>
+              <w:top w:val="single" w:sz="6" w:space="0" w:color="2A2B2C"/>
+              <w:left w:val="single" w:sz="6" w:space="0" w:color="2A2B2C"/>
+              <w:bottom w:val="single" w:sz="6" w:space="0" w:color="2A2B2C"/>
+              <w:right w:val="single" w:sz="6" w:space="0" w:color="2A2B2C"/>
+            </w:tcBorders>
+            <w:shd w:val="clear" w:color="auto" w:fill="FFFFFF" w:themeFill="background1"/>
+            <w:tcMar>
+              <w:top w:w="30" w:type="dxa"/>
+              <w:left w:w="30" w:type="dxa"/>
+              <w:bottom w:w="30" w:type="dxa"/>
+              <w:right w:w="30" w:type="dxa"/>
+            </w:tcMar>
+            <w:vAlign w:val="center"/>
+            <w:hideMark/>
+          </w:tcPr>
+          <w:p>
+            <w:r>
+              <w:t>Recherche animaux</w:t>
+            </w:r>
+          </w:p>
+        </w:tc>
+        <w:tc>
+          <w:tcPr>
+            <w:tcW w:w="0" w:type="auto"/>
+            <w:tcBorders>
+              <w:top w:val="single" w:sz="6" w:space="0" w:color="2A2B2C"/>
+              <w:left w:val="single" w:sz="6" w:space="0" w:color="2A2B2C"/>
+              <w:bottom w:val="single" w:sz="6" w:space="0" w:color="2A2B2C"/>
+              <w:right w:val="single" w:sz="6" w:space="0" w:color="2A2B2C"/>
+            </w:tcBorders>
+            <w:shd w:val="clear" w:color="auto" w:fill="FFFFFF" w:themeFill="background1"/>
+            <w:tcMar>
+              <w:top w:w="30" w:type="dxa"/>
+              <w:left w:w="30" w:type="dxa"/>
+              <w:bottom w:w="30" w:type="dxa"/>
+              <w:right w:w="30" w:type="dxa"/>
+            </w:tcMar>
+            <w:vAlign w:val="center"/>
+            <w:hideMark/>
+          </w:tcPr>
+          <w:p>
+            <w:r>
+              <w:t>SELECT LIMIT 5 aléatoire</w:t>
+            </w:r>
+          </w:p>
+        </w:tc>
+        <w:tc>
+          <w:tcPr>
+            <w:tcW w:w="0" w:type="auto"/>
+            <w:tcBorders>
+              <w:top w:val="single" w:sz="6" w:space="0" w:color="2A2B2C"/>
+              <w:left w:val="single" w:sz="6" w:space="0" w:color="2A2B2C"/>
+              <w:bottom w:val="single" w:sz="6" w:space="0" w:color="2A2B2C"/>
+              <w:right w:val="single" w:sz="6" w:space="0" w:color="2A2B2C"/>
+            </w:tcBorders>
+            <w:shd w:val="clear" w:color="auto" w:fill="FFFFFF" w:themeFill="background1"/>
+            <w:tcMar>
+              <w:top w:w="30" w:type="dxa"/>
+              <w:left w:w="30" w:type="dxa"/>
+              <w:bottom w:w="30" w:type="dxa"/>
+              <w:right w:w="30" w:type="dxa"/>
+            </w:tcMar>
+            <w:vAlign w:val="center"/>
+            <w:hideMark/>
+          </w:tcPr>
+          <w:p>
+            <w:proofErr w:type="spellStart"/>
+            <w:proofErr w:type="gramStart"/>
+            <w:r>
+              <w:t>pgvector</w:t>
+            </w:r>
+            <w:proofErr w:type="spellEnd"/>
+            <w:proofErr w:type="gramEnd"/>
+            <w:r>
+              <w:t xml:space="preserve"> </w:t>
+            </w:r>
+            <w:proofErr w:type="spellStart"/>
+            <w:r>
+              <w:t>cosine</w:t>
+            </w:r>
+            <w:proofErr w:type="spellEnd"/>
+            <w:r>
+              <w:t xml:space="preserve"> distance</w:t>
+            </w:r>
+          </w:p>
+        </w:tc>
+      </w:tr>
+      <w:tr>
+        <w:tc>
+          <w:tcPr>
+            <w:tcW w:w="0" w:type="auto"/>
+            <w:tcBorders>
+              <w:top w:val="single" w:sz="6" w:space="0" w:color="2A2B2C"/>
+              <w:left w:val="single" w:sz="6" w:space="0" w:color="2A2B2C"/>
+              <w:bottom w:val="single" w:sz="6" w:space="0" w:color="2A2B2C"/>
+              <w:right w:val="single" w:sz="6" w:space="0" w:color="2A2B2C"/>
+            </w:tcBorders>
+            <w:shd w:val="clear" w:color="auto" w:fill="FFFFFF" w:themeFill="background1"/>
+            <w:tcMar>
+              <w:top w:w="30" w:type="dxa"/>
+              <w:left w:w="30" w:type="dxa"/>
+              <w:bottom w:w="30" w:type="dxa"/>
+              <w:right w:w="30" w:type="dxa"/>
+            </w:tcMar>
+            <w:vAlign w:val="center"/>
+            <w:hideMark/>
+          </w:tcPr>
+          <w:p>
+            <w:r>
+              <w:t xml:space="preserve">Recherche </w:t>
+            </w:r>
+            <w:proofErr w:type="spellStart"/>
+            <w:r>
+              <w:t>knowledge</w:t>
+            </w:r>
+            <w:proofErr w:type="spellEnd"/>
+          </w:p>
+        </w:tc>
+        <w:tc>
+          <w:tcPr>
+            <w:tcW w:w="0" w:type="auto"/>
+            <w:tcBorders>
+              <w:top w:val="single" w:sz="6" w:space="0" w:color="2A2B2C"/>
+              <w:left w:val="single" w:sz="6" w:space="0" w:color="2A2B2C"/>
+              <w:bottom w:val="single" w:sz="6" w:space="0" w:color="2A2B2C"/>
+              <w:right w:val="single" w:sz="6" w:space="0" w:color="2A2B2C"/>
+            </w:tcBorders>
+            <w:shd w:val="clear" w:color="auto" w:fill="FFFFFF" w:themeFill="background1"/>
+            <w:tcMar>
+              <w:top w:w="30" w:type="dxa"/>
+              <w:left w:w="30" w:type="dxa"/>
+              <w:bottom w:w="30" w:type="dxa"/>
+              <w:right w:w="30" w:type="dxa"/>
+            </w:tcMar>
+            <w:vAlign w:val="center"/>
+            <w:hideMark/>
+          </w:tcPr>
+          <w:p>
+            <w:r>
+              <w:t xml:space="preserve">Tous les </w:t>
+            </w:r>
+            <w:proofErr w:type="spellStart"/>
+            <w:r>
+              <w:t>chunks</w:t>
+            </w:r>
+            <w:proofErr w:type="spellEnd"/>
+            <w:r>
+              <w:t xml:space="preserve"> d'une catégorie</w:t>
+            </w:r>
+          </w:p>
+        </w:tc>
+        <w:tc>
+          <w:tcPr>
+            <w:tcW w:w="0" w:type="auto"/>
+            <w:tcBorders>
+              <w:top w:val="single" w:sz="6" w:space="0" w:color="2A2B2C"/>
+              <w:left w:val="single" w:sz="6" w:space="0" w:color="2A2B2C"/>
+              <w:bottom w:val="single" w:sz="6" w:space="0" w:color="2A2B2C"/>
+              <w:right w:val="single" w:sz="6" w:space="0" w:color="2A2B2C"/>
+            </w:tcBorders>
+            <w:shd w:val="clear" w:color="auto" w:fill="FFFFFF" w:themeFill="background1"/>
+            <w:tcMar>
+              <w:top w:w="30" w:type="dxa"/>
+              <w:left w:w="30" w:type="dxa"/>
+              <w:bottom w:w="30" w:type="dxa"/>
+              <w:right w:w="30" w:type="dxa"/>
+            </w:tcMar>
+            <w:vAlign w:val="center"/>
+            <w:hideMark/>
+          </w:tcPr>
+          <w:p>
+            <w:r>
+              <w:t>Top 4 les plus proches sémantiquement</w:t>
+            </w:r>
+          </w:p>
+        </w:tc>
+      </w:tr>
+      <w:tr>
+        <w:tc>
+          <w:tcPr>
+            <w:tcW w:w="0" w:type="auto"/>
+            <w:tcBorders>
+              <w:top w:val="single" w:sz="6" w:space="0" w:color="2A2B2C"/>
+              <w:left w:val="single" w:sz="6" w:space="0" w:color="2A2B2C"/>
+              <w:bottom w:val="single" w:sz="6" w:space="0" w:color="2A2B2C"/>
+              <w:right w:val="single" w:sz="6" w:space="0" w:color="2A2B2C"/>
+            </w:tcBorders>
+            <w:shd w:val="clear" w:color="auto" w:fill="FFFFFF" w:themeFill="background1"/>
+            <w:tcMar>
+              <w:top w:w="30" w:type="dxa"/>
+              <w:left w:w="30" w:type="dxa"/>
+              <w:bottom w:w="30" w:type="dxa"/>
+              <w:right w:w="30" w:type="dxa"/>
+            </w:tcMar>
+            <w:vAlign w:val="center"/>
+            <w:hideMark/>
+          </w:tcPr>
+          <w:p>
+            <w:r>
+              <w:t>Questions mixtes</w:t>
+            </w:r>
+          </w:p>
+        </w:tc>
+        <w:tc>
+          <w:tcPr>
+            <w:tcW w:w="0" w:type="auto"/>
+            <w:tcBorders>
+              <w:top w:val="single" w:sz="6" w:space="0" w:color="2A2B2C"/>
+              <w:left w:val="single" w:sz="6" w:space="0" w:color="2A2B2C"/>
+              <w:bottom w:val="single" w:sz="6" w:space="0" w:color="2A2B2C"/>
+              <w:right w:val="single" w:sz="6" w:space="0" w:color="2A2B2C"/>
+            </w:tcBorders>
+            <w:shd w:val="clear" w:color="auto" w:fill="FFFFFF" w:themeFill="background1"/>
+            <w:tcMar>
+              <w:top w:w="30" w:type="dxa"/>
+              <w:left w:w="30" w:type="dxa"/>
+              <w:bottom w:w="30" w:type="dxa"/>
+              <w:right w:w="30" w:type="dxa"/>
+            </w:tcMar>
+            <w:vAlign w:val="center"/>
+            <w:hideMark/>
+          </w:tcPr>
+          <w:p>
+            <w:r>
+              <w:t xml:space="preserve">Un seul </w:t>
+            </w:r>
+            <w:proofErr w:type="spellStart"/>
+            <w:r>
+              <w:t>intent</w:t>
+            </w:r>
+            <w:proofErr w:type="spellEnd"/>
+            <w:r>
+              <w:t xml:space="preserve"> traité</w:t>
+            </w:r>
+          </w:p>
+        </w:tc>
+        <w:tc>
+          <w:tcPr>
+            <w:tcW w:w="0" w:type="auto"/>
+            <w:tcBorders>
+              <w:top w:val="single" w:sz="6" w:space="0" w:color="2A2B2C"/>
+              <w:left w:val="single" w:sz="6" w:space="0" w:color="2A2B2C"/>
+              <w:bottom w:val="single" w:sz="6" w:space="0" w:color="2A2B2C"/>
+              <w:right w:val="single" w:sz="6" w:space="0" w:color="2A2B2C"/>
+            </w:tcBorders>
+            <w:shd w:val="clear" w:color="auto" w:fill="FFFFFF" w:themeFill="background1"/>
+            <w:tcMar>
+              <w:top w:w="30" w:type="dxa"/>
+              <w:left w:w="30" w:type="dxa"/>
+              <w:bottom w:w="30" w:type="dxa"/>
+              <w:right w:w="30" w:type="dxa"/>
+            </w:tcMar>
+            <w:vAlign w:val="center"/>
+            <w:hideMark/>
+          </w:tcPr>
+          <w:p>
+            <w:r>
+              <w:t>Claude appelle plusieurs outils</w:t>
+            </w:r>
+          </w:p>
+        </w:tc>
+      </w:tr>
+      <w:tr>
+        <w:tc>
+          <w:tcPr>
+            <w:tcW w:w="0" w:type="auto"/>
+            <w:tcBorders>
+              <w:top w:val="single" w:sz="6" w:space="0" w:color="2A2B2C"/>
+              <w:left w:val="single" w:sz="6" w:space="0" w:color="2A2B2C"/>
+              <w:bottom w:val="single" w:sz="6" w:space="0" w:color="2A2B2C"/>
+              <w:right w:val="single" w:sz="6" w:space="0" w:color="2A2B2C"/>
+            </w:tcBorders>
+            <w:shd w:val="clear" w:color="auto" w:fill="FFFFFF" w:themeFill="background1"/>
+            <w:tcMar>
+              <w:top w:w="30" w:type="dxa"/>
+              <w:left w:w="30" w:type="dxa"/>
+              <w:bottom w:w="30" w:type="dxa"/>
+              <w:right w:w="30" w:type="dxa"/>
+            </w:tcMar>
+            <w:vAlign w:val="center"/>
+            <w:hideMark/>
+          </w:tcPr>
+          <w:p>
+            <w:r>
+              <w:t>Filtre incompatibilités</w:t>
+            </w:r>
+          </w:p>
+        </w:tc>
+        <w:tc>
+          <w:tcPr>
+            <w:tcW w:w="0" w:type="auto"/>
+            <w:tcBorders>
+              <w:top w:val="single" w:sz="6" w:space="0" w:color="2A2B2C"/>
+              <w:left w:val="single" w:sz="6" w:space="0" w:color="2A2B2C"/>
+              <w:bottom w:val="single" w:sz="6" w:space="0" w:color="2A2B2C"/>
+              <w:right w:val="single" w:sz="6" w:space="0" w:color="2A2B2C"/>
+            </w:tcBorders>
+            <w:shd w:val="clear" w:color="auto" w:fill="FFFFFF" w:themeFill="background1"/>
+            <w:tcMar>
+              <w:top w:w="30" w:type="dxa"/>
+              <w:left w:w="30" w:type="dxa"/>
+              <w:bottom w:w="30" w:type="dxa"/>
+              <w:right w:w="30" w:type="dxa"/>
+            </w:tcMar>
+            <w:vAlign w:val="center"/>
+            <w:hideMark/>
+          </w:tcPr>
+          <w:p>
+            <w:r>
+              <w:t>Inexistant</w:t>
+            </w:r>
+          </w:p>
+        </w:tc>
+        <w:tc>
+          <w:tcPr>
+            <w:tcW w:w="0" w:type="auto"/>
+            <w:tcBorders>
+              <w:top w:val="single" w:sz="6" w:space="0" w:color="2A2B2C"/>
+              <w:left w:val="single" w:sz="6" w:space="0" w:color="2A2B2C"/>
+              <w:bottom w:val="single" w:sz="6" w:space="0" w:color="2A2B2C"/>
+              <w:right w:val="single" w:sz="6" w:space="0" w:color="2A2B2C"/>
+            </w:tcBorders>
+            <w:shd w:val="clear" w:color="auto" w:fill="FFFFFF" w:themeFill="background1"/>
+            <w:tcMar>
+              <w:top w:w="30" w:type="dxa"/>
+              <w:left w:w="30" w:type="dxa"/>
+              <w:bottom w:w="30" w:type="dxa"/>
+              <w:right w:w="30" w:type="dxa"/>
+            </w:tcMar>
+            <w:vAlign w:val="center"/>
+            <w:hideMark/>
+          </w:tcPr>
+          <w:p>
+            <w:proofErr w:type="spellStart"/>
+            <w:proofErr w:type="gramStart"/>
+            <w:r>
+              <w:t>incompatibilities</w:t>
+            </w:r>
+            <w:proofErr w:type="gramEnd"/>
+            <w:r>
+              <w:t>_to_avoid</w:t>
+            </w:r>
+            <w:proofErr w:type="spellEnd"/>
+          </w:p>
+        </w:tc>
+      </w:tr>
+      <w:tr>
+        <w:tc>
+          <w:tcPr>
+            <w:tcW w:w="0" w:type="auto"/>
+            <w:tcBorders>
+              <w:top w:val="single" w:sz="6" w:space="0" w:color="2A2B2C"/>
+              <w:left w:val="single" w:sz="6" w:space="0" w:color="2A2B2C"/>
+              <w:bottom w:val="single" w:sz="6" w:space="0" w:color="2A2B2C"/>
+              <w:right w:val="single" w:sz="6" w:space="0" w:color="2A2B2C"/>
+            </w:tcBorders>
+            <w:shd w:val="clear" w:color="auto" w:fill="FFFFFF" w:themeFill="background1"/>
+            <w:tcMar>
+              <w:top w:w="30" w:type="dxa"/>
+              <w:left w:w="30" w:type="dxa"/>
+              <w:bottom w:w="30" w:type="dxa"/>
+              <w:right w:w="30" w:type="dxa"/>
+            </w:tcMar>
+            <w:vAlign w:val="center"/>
+            <w:hideMark/>
+          </w:tcPr>
+          <w:p>
+            <w:r>
+              <w:t>Recherche par nom</w:t>
+            </w:r>
+          </w:p>
+        </w:tc>
+        <w:tc>
+          <w:tcPr>
+            <w:tcW w:w="0" w:type="auto"/>
+            <w:tcBorders>
+              <w:top w:val="single" w:sz="6" w:space="0" w:color="2A2B2C"/>
+              <w:left w:val="single" w:sz="6" w:space="0" w:color="2A2B2C"/>
+              <w:bottom w:val="single" w:sz="6" w:space="0" w:color="2A2B2C"/>
+              <w:right w:val="single" w:sz="6" w:space="0" w:color="2A2B2C"/>
+            </w:tcBorders>
+            <w:shd w:val="clear" w:color="auto" w:fill="FFFFFF" w:themeFill="background1"/>
+            <w:tcMar>
+              <w:top w:w="30" w:type="dxa"/>
+              <w:left w:w="30" w:type="dxa"/>
+              <w:bottom w:w="30" w:type="dxa"/>
+              <w:right w:w="30" w:type="dxa"/>
+            </w:tcMar>
+            <w:vAlign w:val="center"/>
+            <w:hideMark/>
+          </w:tcPr>
+          <w:p>
+            <w:r>
+              <w:t>Impossible</w:t>
+            </w:r>
+          </w:p>
+        </w:tc>
+        <w:tc>
+          <w:tcPr>
+            <w:tcW w:w="0" w:type="auto"/>
+            <w:tcBorders>
+              <w:top w:val="single" w:sz="6" w:space="0" w:color="2A2B2C"/>
+              <w:left w:val="single" w:sz="6" w:space="0" w:color="2A2B2C"/>
+              <w:bottom w:val="single" w:sz="6" w:space="0" w:color="2A2B2C"/>
+              <w:right w:val="single" w:sz="6" w:space="0" w:color="2A2B2C"/>
+            </w:tcBorders>
+            <w:shd w:val="clear" w:color="auto" w:fill="FFFFFF" w:themeFill="background1"/>
+            <w:tcMar>
+              <w:top w:w="30" w:type="dxa"/>
+              <w:left w:w="30" w:type="dxa"/>
+              <w:bottom w:w="30" w:type="dxa"/>
+              <w:right w:w="30" w:type="dxa"/>
+            </w:tcMar>
+            <w:vAlign w:val="center"/>
+            <w:hideMark/>
+          </w:tcPr>
+          <w:p>
+            <w:proofErr w:type="spellStart"/>
+            <w:proofErr w:type="gramStart"/>
+            <w:r>
+              <w:t>search</w:t>
+            </w:r>
+            <w:proofErr w:type="gramEnd"/>
+            <w:r>
+              <w:t>_animal_by_name</w:t>
+            </w:r>
+            <w:proofErr w:type="spellEnd"/>
+            <w:r>
+              <w:t> (ILIKE)</w:t>
+            </w:r>
+          </w:p>
+        </w:tc>
+      </w:tr>
+      <w:tr>
+        <w:tc>
+          <w:tcPr>
+            <w:tcW w:w="0" w:type="auto"/>
+            <w:tcBorders>
+              <w:top w:val="single" w:sz="6" w:space="0" w:color="2A2B2C"/>
+              <w:left w:val="single" w:sz="6" w:space="0" w:color="2A2B2C"/>
+              <w:bottom w:val="single" w:sz="6" w:space="0" w:color="2A2B2C"/>
+              <w:right w:val="single" w:sz="6" w:space="0" w:color="2A2B2C"/>
+            </w:tcBorders>
+            <w:shd w:val="clear" w:color="auto" w:fill="FFFFFF" w:themeFill="background1"/>
+            <w:tcMar>
+              <w:top w:w="30" w:type="dxa"/>
+              <w:left w:w="30" w:type="dxa"/>
+              <w:bottom w:w="30" w:type="dxa"/>
+              <w:right w:w="30" w:type="dxa"/>
+            </w:tcMar>
+            <w:vAlign w:val="center"/>
+            <w:hideMark/>
+          </w:tcPr>
+          <w:p>
+            <w:r>
+              <w:t>Extensibilité</w:t>
+            </w:r>
+          </w:p>
+        </w:tc>
+        <w:tc>
+          <w:tcPr>
+            <w:tcW w:w="0" w:type="auto"/>
+            <w:tcBorders>
+              <w:top w:val="single" w:sz="6" w:space="0" w:color="2A2B2C"/>
+              <w:left w:val="single" w:sz="6" w:space="0" w:color="2A2B2C"/>
+              <w:bottom w:val="single" w:sz="6" w:space="0" w:color="2A2B2C"/>
+              <w:right w:val="single" w:sz="6" w:space="0" w:color="2A2B2C"/>
+            </w:tcBorders>
+            <w:shd w:val="clear" w:color="auto" w:fill="FFFFFF" w:themeFill="background1"/>
+            <w:tcMar>
+              <w:top w:w="30" w:type="dxa"/>
+              <w:left w:w="30" w:type="dxa"/>
+              <w:bottom w:w="30" w:type="dxa"/>
+              <w:right w:w="30" w:type="dxa"/>
+            </w:tcMar>
+            <w:vAlign w:val="center"/>
+            <w:hideMark/>
+          </w:tcPr>
+          <w:p>
+            <w:r>
+              <w:t xml:space="preserve">Ajouter un </w:t>
+            </w:r>
+            <w:proofErr w:type="spellStart"/>
+            <w:r>
+              <w:t>intent</w:t>
+            </w:r>
+            <w:proofErr w:type="spellEnd"/>
+            <w:r>
+              <w:t xml:space="preserve"> = </w:t>
+            </w:r>
+            <w:proofErr w:type="spellStart"/>
+            <w:r>
+              <w:t>refactorer</w:t>
+            </w:r>
+            <w:proofErr w:type="spellEnd"/>
+          </w:p>
+        </w:tc>
+        <w:tc>
+          <w:tcPr>
+            <w:tcW w:w="0" w:type="auto"/>
+            <w:tcBorders>
+              <w:top w:val="single" w:sz="6" w:space="0" w:color="2A2B2C"/>
+              <w:left w:val="single" w:sz="6" w:space="0" w:color="2A2B2C"/>
+              <w:bottom w:val="single" w:sz="6" w:space="0" w:color="2A2B2C"/>
+              <w:right w:val="single" w:sz="6" w:space="0" w:color="2A2B2C"/>
+            </w:tcBorders>
+            <w:shd w:val="clear" w:color="auto" w:fill="FFFFFF" w:themeFill="background1"/>
+            <w:tcMar>
+              <w:top w:w="30" w:type="dxa"/>
+              <w:left w:w="30" w:type="dxa"/>
+              <w:bottom w:w="30" w:type="dxa"/>
+              <w:right w:w="30" w:type="dxa"/>
+            </w:tcMar>
+            <w:vAlign w:val="center"/>
+            <w:hideMark/>
+          </w:tcPr>
+          <w:p>
+            <w:r>
+              <w:t>Ajouter un outil = +20 lignes</w:t>
+            </w:r>
+          </w:p>
+        </w:tc>
+      </w:tr>
+    </w:tbl>
+    <w:p>
+      <w:r>
+        <w:pict w14:anchorId="249D660C">
+          <v:rect id="_x0000_i1059" style="width:0;height:1.5pt" o:hralign="center" o:hrstd="t" o:hr="t" fillcolor="#a0a0a0" stroked="f"/>
+        </w:pict>
+      </w:r>
+    </w:p>
+    <w:p/>
+    <w:p>
+      <w:r>
+        <w:t>Limites actuelles</w:t>
+      </w:r>
+    </w:p>
+    <w:p>
+      <w:pPr>
+        <w:numPr>
+          <w:ilvl w:val="0"/>
+          <w:numId w:val="5"/>
+        </w:numPr>
+      </w:pPr>
+      <w:r>
+        <w:lastRenderedPageBreak/>
+        <w:t xml:space="preserve">Un seul round de </w:t>
+      </w:r>
+      <w:proofErr w:type="spellStart"/>
+      <w:r>
+        <w:t>tool</w:t>
+      </w:r>
+      <w:proofErr w:type="spellEnd"/>
+      <w:r>
+        <w:t xml:space="preserve"> use : Claude ne peut pas affiner sa recherche si les premiers résultats sont insatisfaisants</w:t>
+      </w:r>
+    </w:p>
+    <w:p>
+      <w:pPr>
+        <w:numPr>
+          <w:ilvl w:val="0"/>
+          <w:numId w:val="5"/>
+        </w:numPr>
+      </w:pPr>
+      <w:r>
+        <w:t xml:space="preserve">Historique sans </w:t>
+      </w:r>
+      <w:proofErr w:type="spellStart"/>
+      <w:r>
+        <w:t>tool</w:t>
+      </w:r>
+      <w:proofErr w:type="spellEnd"/>
+      <w:r>
+        <w:t xml:space="preserve"> </w:t>
+      </w:r>
+      <w:proofErr w:type="spellStart"/>
+      <w:r>
+        <w:t>results</w:t>
+      </w:r>
+      <w:proofErr w:type="spellEnd"/>
+      <w:r>
+        <w:t> : les résultats des outils ne sont pas mémorisés entre les tours de conversation</w:t>
+      </w:r>
+    </w:p>
+    <w:p>
+      <w:pPr>
+        <w:numPr>
+          <w:ilvl w:val="0"/>
+          <w:numId w:val="5"/>
+        </w:numPr>
+      </w:pPr>
+      <w:r>
+        <w:t>Pas de pagination : </w:t>
+      </w:r>
+      <w:r>
+        <w:rPr>
+          <w:i/>
+          <w:iCs/>
+        </w:rPr>
+        <w:t>"</w:t>
+      </w:r>
+      <w:proofErr w:type="spellStart"/>
+      <w:r>
+        <w:rPr>
+          <w:i/>
+          <w:iCs/>
+        </w:rPr>
+        <w:t>montre-m'en</w:t>
+      </w:r>
+      <w:proofErr w:type="spellEnd"/>
+      <w:r>
+        <w:rPr>
+          <w:i/>
+          <w:iCs/>
+        </w:rPr>
+        <w:t xml:space="preserve"> d'autres"</w:t>
+      </w:r>
+      <w:r>
+        <w:t> non géré</w:t>
+      </w:r>
+    </w:p>
+    <w:p>
+      <w:pPr>
+        <w:numPr>
+          <w:ilvl w:val="0"/>
+          <w:numId w:val="5"/>
+        </w:numPr>
+      </w:pPr>
+      <w:r>
+        <w:t xml:space="preserve">Knowledge base : 22 </w:t>
+      </w:r>
+      <w:proofErr w:type="spellStart"/>
+      <w:r>
+        <w:t>chunks</w:t>
+      </w:r>
+      <w:proofErr w:type="spellEnd"/>
+      <w:r>
+        <w:t xml:space="preserve"> — qualité RAG proportionnelle à la densité du contenu</w:t>
+      </w:r>
+    </w:p>
     <w:p/>
     <w:sectPr>
       <w:headerReference w:type="default" r:id="rId7"/>
@@ -2740,10 +4621,7 @@
     </w:r>
     <w:proofErr w:type="spellEnd"/>
     <w:r>
-      <w:t xml:space="preserve"> – </w:t>
-    </w:r>
-    <w:r>
-      <w:t>AI</w:t>
+      <w:t xml:space="preserve"> – AI</w:t>
     </w:r>
     <w:r>
       <w:tab/>
@@ -2853,6 +4731,304 @@
     </w:lvl>
   </w:abstractNum>
   <w:abstractNum w:abstractNumId="1" w15:restartNumberingAfterBreak="0">
+    <w:nsid w:val="1B4439C4"/>
+    <w:multiLevelType w:val="multilevel"/>
+    <w:tmpl w:val="9BC0A5A0"/>
+    <w:lvl w:ilvl="0">
+      <w:start w:val="1"/>
+      <w:numFmt w:val="bullet"/>
+      <w:lvlText w:val=""/>
+      <w:lvlJc w:val="left"/>
+      <w:pPr>
+        <w:tabs>
+          <w:tab w:val="num" w:pos="720"/>
+        </w:tabs>
+        <w:ind w:left="720" w:hanging="360"/>
+      </w:pPr>
+      <w:rPr>
+        <w:rFonts w:ascii="Symbol" w:hAnsi="Symbol" w:hint="default"/>
+        <w:sz w:val="20"/>
+      </w:rPr>
+    </w:lvl>
+    <w:lvl w:ilvl="1" w:tentative="1">
+      <w:start w:val="1"/>
+      <w:numFmt w:val="bullet"/>
+      <w:lvlText w:val="o"/>
+      <w:lvlJc w:val="left"/>
+      <w:pPr>
+        <w:tabs>
+          <w:tab w:val="num" w:pos="1440"/>
+        </w:tabs>
+        <w:ind w:left="1440" w:hanging="360"/>
+      </w:pPr>
+      <w:rPr>
+        <w:rFonts w:ascii="Courier New" w:hAnsi="Courier New" w:hint="default"/>
+        <w:sz w:val="20"/>
+      </w:rPr>
+    </w:lvl>
+    <w:lvl w:ilvl="2" w:tentative="1">
+      <w:start w:val="1"/>
+      <w:numFmt w:val="bullet"/>
+      <w:lvlText w:val=""/>
+      <w:lvlJc w:val="left"/>
+      <w:pPr>
+        <w:tabs>
+          <w:tab w:val="num" w:pos="2160"/>
+        </w:tabs>
+        <w:ind w:left="2160" w:hanging="360"/>
+      </w:pPr>
+      <w:rPr>
+        <w:rFonts w:ascii="Wingdings" w:hAnsi="Wingdings" w:hint="default"/>
+        <w:sz w:val="20"/>
+      </w:rPr>
+    </w:lvl>
+    <w:lvl w:ilvl="3" w:tentative="1">
+      <w:start w:val="1"/>
+      <w:numFmt w:val="bullet"/>
+      <w:lvlText w:val=""/>
+      <w:lvlJc w:val="left"/>
+      <w:pPr>
+        <w:tabs>
+          <w:tab w:val="num" w:pos="2880"/>
+        </w:tabs>
+        <w:ind w:left="2880" w:hanging="360"/>
+      </w:pPr>
+      <w:rPr>
+        <w:rFonts w:ascii="Wingdings" w:hAnsi="Wingdings" w:hint="default"/>
+        <w:sz w:val="20"/>
+      </w:rPr>
+    </w:lvl>
+    <w:lvl w:ilvl="4" w:tentative="1">
+      <w:start w:val="1"/>
+      <w:numFmt w:val="bullet"/>
+      <w:lvlText w:val=""/>
+      <w:lvlJc w:val="left"/>
+      <w:pPr>
+        <w:tabs>
+          <w:tab w:val="num" w:pos="3600"/>
+        </w:tabs>
+        <w:ind w:left="3600" w:hanging="360"/>
+      </w:pPr>
+      <w:rPr>
+        <w:rFonts w:ascii="Wingdings" w:hAnsi="Wingdings" w:hint="default"/>
+        <w:sz w:val="20"/>
+      </w:rPr>
+    </w:lvl>
+    <w:lvl w:ilvl="5" w:tentative="1">
+      <w:start w:val="1"/>
+      <w:numFmt w:val="bullet"/>
+      <w:lvlText w:val=""/>
+      <w:lvlJc w:val="left"/>
+      <w:pPr>
+        <w:tabs>
+          <w:tab w:val="num" w:pos="4320"/>
+        </w:tabs>
+        <w:ind w:left="4320" w:hanging="360"/>
+      </w:pPr>
+      <w:rPr>
+        <w:rFonts w:ascii="Wingdings" w:hAnsi="Wingdings" w:hint="default"/>
+        <w:sz w:val="20"/>
+      </w:rPr>
+    </w:lvl>
+    <w:lvl w:ilvl="6" w:tentative="1">
+      <w:start w:val="1"/>
+      <w:numFmt w:val="bullet"/>
+      <w:lvlText w:val=""/>
+      <w:lvlJc w:val="left"/>
+      <w:pPr>
+        <w:tabs>
+          <w:tab w:val="num" w:pos="5040"/>
+        </w:tabs>
+        <w:ind w:left="5040" w:hanging="360"/>
+      </w:pPr>
+      <w:rPr>
+        <w:rFonts w:ascii="Wingdings" w:hAnsi="Wingdings" w:hint="default"/>
+        <w:sz w:val="20"/>
+      </w:rPr>
+    </w:lvl>
+    <w:lvl w:ilvl="7" w:tentative="1">
+      <w:start w:val="1"/>
+      <w:numFmt w:val="bullet"/>
+      <w:lvlText w:val=""/>
+      <w:lvlJc w:val="left"/>
+      <w:pPr>
+        <w:tabs>
+          <w:tab w:val="num" w:pos="5760"/>
+        </w:tabs>
+        <w:ind w:left="5760" w:hanging="360"/>
+      </w:pPr>
+      <w:rPr>
+        <w:rFonts w:ascii="Wingdings" w:hAnsi="Wingdings" w:hint="default"/>
+        <w:sz w:val="20"/>
+      </w:rPr>
+    </w:lvl>
+    <w:lvl w:ilvl="8" w:tentative="1">
+      <w:start w:val="1"/>
+      <w:numFmt w:val="bullet"/>
+      <w:lvlText w:val=""/>
+      <w:lvlJc w:val="left"/>
+      <w:pPr>
+        <w:tabs>
+          <w:tab w:val="num" w:pos="6480"/>
+        </w:tabs>
+        <w:ind w:left="6480" w:hanging="360"/>
+      </w:pPr>
+      <w:rPr>
+        <w:rFonts w:ascii="Wingdings" w:hAnsi="Wingdings" w:hint="default"/>
+        <w:sz w:val="20"/>
+      </w:rPr>
+    </w:lvl>
+  </w:abstractNum>
+  <w:abstractNum w:abstractNumId="2" w15:restartNumberingAfterBreak="0">
+    <w:nsid w:val="43BC50A1"/>
+    <w:multiLevelType w:val="multilevel"/>
+    <w:tmpl w:val="04881FC2"/>
+    <w:lvl w:ilvl="0">
+      <w:start w:val="1"/>
+      <w:numFmt w:val="bullet"/>
+      <w:lvlText w:val=""/>
+      <w:lvlJc w:val="left"/>
+      <w:pPr>
+        <w:tabs>
+          <w:tab w:val="num" w:pos="720"/>
+        </w:tabs>
+        <w:ind w:left="720" w:hanging="360"/>
+      </w:pPr>
+      <w:rPr>
+        <w:rFonts w:ascii="Symbol" w:hAnsi="Symbol" w:hint="default"/>
+        <w:sz w:val="20"/>
+      </w:rPr>
+    </w:lvl>
+    <w:lvl w:ilvl="1" w:tentative="1">
+      <w:start w:val="1"/>
+      <w:numFmt w:val="bullet"/>
+      <w:lvlText w:val="o"/>
+      <w:lvlJc w:val="left"/>
+      <w:pPr>
+        <w:tabs>
+          <w:tab w:val="num" w:pos="1440"/>
+        </w:tabs>
+        <w:ind w:left="1440" w:hanging="360"/>
+      </w:pPr>
+      <w:rPr>
+        <w:rFonts w:ascii="Courier New" w:hAnsi="Courier New" w:hint="default"/>
+        <w:sz w:val="20"/>
+      </w:rPr>
+    </w:lvl>
+    <w:lvl w:ilvl="2" w:tentative="1">
+      <w:start w:val="1"/>
+      <w:numFmt w:val="bullet"/>
+      <w:lvlText w:val=""/>
+      <w:lvlJc w:val="left"/>
+      <w:pPr>
+        <w:tabs>
+          <w:tab w:val="num" w:pos="2160"/>
+        </w:tabs>
+        <w:ind w:left="2160" w:hanging="360"/>
+      </w:pPr>
+      <w:rPr>
+        <w:rFonts w:ascii="Wingdings" w:hAnsi="Wingdings" w:hint="default"/>
+        <w:sz w:val="20"/>
+      </w:rPr>
+    </w:lvl>
+    <w:lvl w:ilvl="3" w:tentative="1">
+      <w:start w:val="1"/>
+      <w:numFmt w:val="bullet"/>
+      <w:lvlText w:val=""/>
+      <w:lvlJc w:val="left"/>
+      <w:pPr>
+        <w:tabs>
+          <w:tab w:val="num" w:pos="2880"/>
+        </w:tabs>
+        <w:ind w:left="2880" w:hanging="360"/>
+      </w:pPr>
+      <w:rPr>
+        <w:rFonts w:ascii="Wingdings" w:hAnsi="Wingdings" w:hint="default"/>
+        <w:sz w:val="20"/>
+      </w:rPr>
+    </w:lvl>
+    <w:lvl w:ilvl="4" w:tentative="1">
+      <w:start w:val="1"/>
+      <w:numFmt w:val="bullet"/>
+      <w:lvlText w:val=""/>
+      <w:lvlJc w:val="left"/>
+      <w:pPr>
+        <w:tabs>
+          <w:tab w:val="num" w:pos="3600"/>
+        </w:tabs>
+        <w:ind w:left="3600" w:hanging="360"/>
+      </w:pPr>
+      <w:rPr>
+        <w:rFonts w:ascii="Wingdings" w:hAnsi="Wingdings" w:hint="default"/>
+        <w:sz w:val="20"/>
+      </w:rPr>
+    </w:lvl>
+    <w:lvl w:ilvl="5" w:tentative="1">
+      <w:start w:val="1"/>
+      <w:numFmt w:val="bullet"/>
+      <w:lvlText w:val=""/>
+      <w:lvlJc w:val="left"/>
+      <w:pPr>
+        <w:tabs>
+          <w:tab w:val="num" w:pos="4320"/>
+        </w:tabs>
+        <w:ind w:left="4320" w:hanging="360"/>
+      </w:pPr>
+      <w:rPr>
+        <w:rFonts w:ascii="Wingdings" w:hAnsi="Wingdings" w:hint="default"/>
+        <w:sz w:val="20"/>
+      </w:rPr>
+    </w:lvl>
+    <w:lvl w:ilvl="6" w:tentative="1">
+      <w:start w:val="1"/>
+      <w:numFmt w:val="bullet"/>
+      <w:lvlText w:val=""/>
+      <w:lvlJc w:val="left"/>
+      <w:pPr>
+        <w:tabs>
+          <w:tab w:val="num" w:pos="5040"/>
+        </w:tabs>
+        <w:ind w:left="5040" w:hanging="360"/>
+      </w:pPr>
+      <w:rPr>
+        <w:rFonts w:ascii="Wingdings" w:hAnsi="Wingdings" w:hint="default"/>
+        <w:sz w:val="20"/>
+      </w:rPr>
+    </w:lvl>
+    <w:lvl w:ilvl="7" w:tentative="1">
+      <w:start w:val="1"/>
+      <w:numFmt w:val="bullet"/>
+      <w:lvlText w:val=""/>
+      <w:lvlJc w:val="left"/>
+      <w:pPr>
+        <w:tabs>
+          <w:tab w:val="num" w:pos="5760"/>
+        </w:tabs>
+        <w:ind w:left="5760" w:hanging="360"/>
+      </w:pPr>
+      <w:rPr>
+        <w:rFonts w:ascii="Wingdings" w:hAnsi="Wingdings" w:hint="default"/>
+        <w:sz w:val="20"/>
+      </w:rPr>
+    </w:lvl>
+    <w:lvl w:ilvl="8" w:tentative="1">
+      <w:start w:val="1"/>
+      <w:numFmt w:val="bullet"/>
+      <w:lvlText w:val=""/>
+      <w:lvlJc w:val="left"/>
+      <w:pPr>
+        <w:tabs>
+          <w:tab w:val="num" w:pos="6480"/>
+        </w:tabs>
+        <w:ind w:left="6480" w:hanging="360"/>
+      </w:pPr>
+      <w:rPr>
+        <w:rFonts w:ascii="Wingdings" w:hAnsi="Wingdings" w:hint="default"/>
+        <w:sz w:val="20"/>
+      </w:rPr>
+    </w:lvl>
+  </w:abstractNum>
+  <w:abstractNum w:abstractNumId="3" w15:restartNumberingAfterBreak="0">
     <w:nsid w:val="69B81787"/>
     <w:multiLevelType w:val="hybridMultilevel"/>
     <w:tmpl w:val="8BD4C21A"/>
@@ -2947,14 +5123,172 @@
       </w:pPr>
     </w:lvl>
   </w:abstractNum>
+  <w:abstractNum w:abstractNumId="4" w15:restartNumberingAfterBreak="0">
+    <w:nsid w:val="77780CDB"/>
+    <w:multiLevelType w:val="multilevel"/>
+    <w:tmpl w:val="99CEE5FE"/>
+    <w:lvl w:ilvl="0">
+      <w:start w:val="1"/>
+      <w:numFmt w:val="bullet"/>
+      <w:lvlText w:val=""/>
+      <w:lvlJc w:val="left"/>
+      <w:pPr>
+        <w:tabs>
+          <w:tab w:val="num" w:pos="720"/>
+        </w:tabs>
+        <w:ind w:left="720" w:hanging="360"/>
+      </w:pPr>
+      <w:rPr>
+        <w:rFonts w:ascii="Symbol" w:hAnsi="Symbol" w:hint="default"/>
+        <w:sz w:val="20"/>
+      </w:rPr>
+    </w:lvl>
+    <w:lvl w:ilvl="1" w:tentative="1">
+      <w:start w:val="1"/>
+      <w:numFmt w:val="bullet"/>
+      <w:lvlText w:val="o"/>
+      <w:lvlJc w:val="left"/>
+      <w:pPr>
+        <w:tabs>
+          <w:tab w:val="num" w:pos="1440"/>
+        </w:tabs>
+        <w:ind w:left="1440" w:hanging="360"/>
+      </w:pPr>
+      <w:rPr>
+        <w:rFonts w:ascii="Courier New" w:hAnsi="Courier New" w:hint="default"/>
+        <w:sz w:val="20"/>
+      </w:rPr>
+    </w:lvl>
+    <w:lvl w:ilvl="2" w:tentative="1">
+      <w:start w:val="1"/>
+      <w:numFmt w:val="bullet"/>
+      <w:lvlText w:val=""/>
+      <w:lvlJc w:val="left"/>
+      <w:pPr>
+        <w:tabs>
+          <w:tab w:val="num" w:pos="2160"/>
+        </w:tabs>
+        <w:ind w:left="2160" w:hanging="360"/>
+      </w:pPr>
+      <w:rPr>
+        <w:rFonts w:ascii="Wingdings" w:hAnsi="Wingdings" w:hint="default"/>
+        <w:sz w:val="20"/>
+      </w:rPr>
+    </w:lvl>
+    <w:lvl w:ilvl="3" w:tentative="1">
+      <w:start w:val="1"/>
+      <w:numFmt w:val="bullet"/>
+      <w:lvlText w:val=""/>
+      <w:lvlJc w:val="left"/>
+      <w:pPr>
+        <w:tabs>
+          <w:tab w:val="num" w:pos="2880"/>
+        </w:tabs>
+        <w:ind w:left="2880" w:hanging="360"/>
+      </w:pPr>
+      <w:rPr>
+        <w:rFonts w:ascii="Wingdings" w:hAnsi="Wingdings" w:hint="default"/>
+        <w:sz w:val="20"/>
+      </w:rPr>
+    </w:lvl>
+    <w:lvl w:ilvl="4" w:tentative="1">
+      <w:start w:val="1"/>
+      <w:numFmt w:val="bullet"/>
+      <w:lvlText w:val=""/>
+      <w:lvlJc w:val="left"/>
+      <w:pPr>
+        <w:tabs>
+          <w:tab w:val="num" w:pos="3600"/>
+        </w:tabs>
+        <w:ind w:left="3600" w:hanging="360"/>
+      </w:pPr>
+      <w:rPr>
+        <w:rFonts w:ascii="Wingdings" w:hAnsi="Wingdings" w:hint="default"/>
+        <w:sz w:val="20"/>
+      </w:rPr>
+    </w:lvl>
+    <w:lvl w:ilvl="5" w:tentative="1">
+      <w:start w:val="1"/>
+      <w:numFmt w:val="bullet"/>
+      <w:lvlText w:val=""/>
+      <w:lvlJc w:val="left"/>
+      <w:pPr>
+        <w:tabs>
+          <w:tab w:val="num" w:pos="4320"/>
+        </w:tabs>
+        <w:ind w:left="4320" w:hanging="360"/>
+      </w:pPr>
+      <w:rPr>
+        <w:rFonts w:ascii="Wingdings" w:hAnsi="Wingdings" w:hint="default"/>
+        <w:sz w:val="20"/>
+      </w:rPr>
+    </w:lvl>
+    <w:lvl w:ilvl="6" w:tentative="1">
+      <w:start w:val="1"/>
+      <w:numFmt w:val="bullet"/>
+      <w:lvlText w:val=""/>
+      <w:lvlJc w:val="left"/>
+      <w:pPr>
+        <w:tabs>
+          <w:tab w:val="num" w:pos="5040"/>
+        </w:tabs>
+        <w:ind w:left="5040" w:hanging="360"/>
+      </w:pPr>
+      <w:rPr>
+        <w:rFonts w:ascii="Wingdings" w:hAnsi="Wingdings" w:hint="default"/>
+        <w:sz w:val="20"/>
+      </w:rPr>
+    </w:lvl>
+    <w:lvl w:ilvl="7" w:tentative="1">
+      <w:start w:val="1"/>
+      <w:numFmt w:val="bullet"/>
+      <w:lvlText w:val=""/>
+      <w:lvlJc w:val="left"/>
+      <w:pPr>
+        <w:tabs>
+          <w:tab w:val="num" w:pos="5760"/>
+        </w:tabs>
+        <w:ind w:left="5760" w:hanging="360"/>
+      </w:pPr>
+      <w:rPr>
+        <w:rFonts w:ascii="Wingdings" w:hAnsi="Wingdings" w:hint="default"/>
+        <w:sz w:val="20"/>
+      </w:rPr>
+    </w:lvl>
+    <w:lvl w:ilvl="8" w:tentative="1">
+      <w:start w:val="1"/>
+      <w:numFmt w:val="bullet"/>
+      <w:lvlText w:val=""/>
+      <w:lvlJc w:val="left"/>
+      <w:pPr>
+        <w:tabs>
+          <w:tab w:val="num" w:pos="6480"/>
+        </w:tabs>
+        <w:ind w:left="6480" w:hanging="360"/>
+      </w:pPr>
+      <w:rPr>
+        <w:rFonts w:ascii="Wingdings" w:hAnsi="Wingdings" w:hint="default"/>
+        <w:sz w:val="20"/>
+      </w:rPr>
+    </w:lvl>
+  </w:abstractNum>
   <w:num w:numId="1" w16cid:durableId="678505158">
-    <w:abstractNumId w:val="1"/>
+    <w:abstractNumId w:val="3"/>
     <w:lvlOverride w:ilvl="0">
       <w:startOverride w:val="1"/>
     </w:lvlOverride>
   </w:num>
   <w:num w:numId="2" w16cid:durableId="1571117135">
     <w:abstractNumId w:val="0"/>
+  </w:num>
+  <w:num w:numId="3" w16cid:durableId="1078946656">
+    <w:abstractNumId w:val="1"/>
+  </w:num>
+  <w:num w:numId="4" w16cid:durableId="72093501">
+    <w:abstractNumId w:val="4"/>
+  </w:num>
+  <w:num w:numId="5" w16cid:durableId="1307858973">
+    <w:abstractNumId w:val="2"/>
   </w:num>
 </w:numbering>
 </file>
@@ -3441,7 +5775,6 @@
     <w:next w:val="Normal"/>
     <w:link w:val="Titre4Car"/>
     <w:uiPriority w:val="9"/>
-    <w:semiHidden/>
     <w:unhideWhenUsed/>
     <w:qFormat/>
     <w:rsid w:val="006C0EC6"/>
@@ -3568,7 +5901,6 @@
   <w:style w:type="character" w:default="1" w:styleId="Policepardfaut">
     <w:name w:val="Default Paragraph Font"/>
     <w:uiPriority w:val="1"/>
-    <w:semiHidden/>
     <w:unhideWhenUsed/>
   </w:style>
   <w:style w:type="table" w:default="1" w:styleId="TableauNormal">
@@ -3636,7 +5968,6 @@
     <w:basedOn w:val="Policepardfaut"/>
     <w:link w:val="Titre4"/>
     <w:uiPriority w:val="9"/>
-    <w:semiHidden/>
     <w:rsid w:val="006C0EC6"/>
     <w:rPr>
       <w:rFonts w:eastAsiaTheme="majorEastAsia" w:cstheme="majorBidi"/>
